--- a/miranda.ssma/MS_Restaurante_Maio_26.docx
+++ b/miranda.ssma/MS_Restaurante_Maio_26.docx
@@ -568,7 +568,7 @@
           </w:tcPr>
           <w:p>
             <w:pPr>
-              <w:pStyle w:val="Ttulo2"/>
+              <w:pStyle w:val="Heading2"/>
               <w:jc w:val="both"/>
               <w:rPr>
                 <w:rFonts w:ascii="Calibri" w:hAnsi="Calibri" w:cs="Calibri"/>
@@ -626,7 +626,7 @@
           </w:tcPr>
           <w:p>
             <w:pPr>
-              <w:pStyle w:val="Ttulo2"/>
+              <w:pStyle w:val="Heading2"/>
               <w:jc w:val="both"/>
               <w:rPr>
                 <w:rFonts w:ascii="Calibri" w:hAnsi="Calibri" w:cs="Calibri"/>
@@ -661,7 +661,31 @@
                 <w:sz w:val="28"/>
                 <w:szCs w:val="28"/>
               </w:rPr>
-              <w:t>Cássia Francine Zacarim Lima</w:t>
+              <w:t xml:space="preserve">Cássia Francine </w:t>
+            </w:r>
+            <w:proofErr w:type="spellStart"/>
+            <w:r>
+              <w:rPr>
+                <w:rFonts w:ascii="Calibri" w:hAnsi="Calibri" w:cs="Calibri"/>
+                <w:b/>
+                <w:bCs/>
+                <w:color w:val="auto"/>
+                <w:sz w:val="28"/>
+                <w:szCs w:val="28"/>
+              </w:rPr>
+              <w:t>Zacarim</w:t>
+            </w:r>
+            <w:proofErr w:type="spellEnd"/>
+            <w:r>
+              <w:rPr>
+                <w:rFonts w:ascii="Calibri" w:hAnsi="Calibri" w:cs="Calibri"/>
+                <w:b/>
+                <w:bCs/>
+                <w:color w:val="auto"/>
+                <w:sz w:val="28"/>
+                <w:szCs w:val="28"/>
+              </w:rPr>
+              <w:t xml:space="preserve"> Lima</w:t>
             </w:r>
           </w:p>
         </w:tc>
@@ -696,7 +720,7 @@
           </w:tcPr>
           <w:p>
             <w:pPr>
-              <w:pStyle w:val="Ttulo2"/>
+              <w:pStyle w:val="Heading2"/>
               <w:jc w:val="both"/>
               <w:rPr>
                 <w:rFonts w:ascii="Calibri" w:hAnsi="Calibri" w:cs="Calibri"/>
@@ -732,10 +756,20 @@
               </w:rPr>
               <w:t xml:space="preserve"> </w:t>
             </w:r>
+            <w:r>
+              <w:rPr>
+                <w:rFonts w:ascii="Calibri" w:hAnsi="Calibri" w:cs="Calibri"/>
+                <w:b/>
+                <w:bCs/>
+                <w:sz w:val="28"/>
+                <w:szCs w:val="28"/>
+              </w:rPr>
+              <w:t>M S V SILVA (JEITO CASEIRO)</w:t>
+            </w:r>
           </w:p>
           <w:p>
             <w:pPr>
-              <w:pStyle w:val="Ttulo2"/>
+              <w:pStyle w:val="Heading2"/>
               <w:jc w:val="both"/>
               <w:rPr>
                 <w:rFonts w:ascii="Calibri" w:hAnsi="Calibri" w:cs="Calibri"/>
@@ -783,7 +817,7 @@
           </w:tcPr>
           <w:p>
             <w:pPr>
-              <w:pStyle w:val="Ttulo2"/>
+              <w:pStyle w:val="Heading2"/>
               <w:jc w:val="both"/>
               <w:rPr>
                 <w:rFonts w:ascii="Calibri" w:hAnsi="Calibri" w:cs="Calibri"/>
@@ -991,18 +1025,7 @@
                 <w:sz w:val="28"/>
                 <w:szCs w:val="28"/>
               </w:rPr>
-              <w:t xml:space="preserve">Edivaldo </w:t>
-            </w:r>
-            <w:r>
-              <w:rPr>
-                <w:rFonts w:ascii="Arial" w:hAnsi="Arial" w:cs="Arial"/>
-                <w:b/>
-                <w:bCs/>
-                <w:kern w:val="2"/>
-                <w:sz w:val="28"/>
-                <w:szCs w:val="28"/>
-              </w:rPr>
-              <w:t>Ferreira Goncalves</w:t>
+              <w:t xml:space="preserve">Solange </w:t>
             </w:r>
           </w:p>
           <w:p>
@@ -1410,7 +1433,7 @@
           </w:tcPr>
           <w:p>
             <w:pPr>
-              <w:pStyle w:val="PargrafodaLista"/>
+              <w:pStyle w:val="ListParagraph"/>
               <w:spacing w:after="160" w:line="259" w:lineRule="auto"/>
               <w:ind w:left="0"/>
               <w:rPr>
@@ -1422,7 +1445,7 @@
           </w:p>
           <w:p>
             <w:pPr>
-              <w:pStyle w:val="PargrafodaLista"/>
+              <w:pStyle w:val="ListParagraph"/>
               <w:spacing w:after="160" w:line="259" w:lineRule="auto"/>
               <w:rPr>
                 <w:rFonts w:ascii="Arial" w:hAnsi="Arial" w:cs="Arial"/>
@@ -1473,7 +1496,7 @@
           </w:p>
           <w:p>
             <w:pPr>
-              <w:pStyle w:val="PargrafodaLista"/>
+              <w:pStyle w:val="ListParagraph"/>
               <w:spacing w:after="160" w:line="259" w:lineRule="auto"/>
               <w:rPr>
                 <w:rFonts w:ascii="Arial" w:hAnsi="Arial" w:cs="Arial"/>
@@ -1496,7 +1519,7 @@
           </w:p>
           <w:p>
             <w:pPr>
-              <w:pStyle w:val="PargrafodaLista"/>
+              <w:pStyle w:val="ListParagraph"/>
               <w:numPr>
                 <w:ilvl w:val="0"/>
                 <w:numId w:val="17"/>
@@ -1529,7 +1552,7 @@
           </w:p>
           <w:p>
             <w:pPr>
-              <w:pStyle w:val="PargrafodaLista"/>
+              <w:pStyle w:val="ListParagraph"/>
               <w:numPr>
                 <w:ilvl w:val="0"/>
                 <w:numId w:val="17"/>
@@ -1562,7 +1585,7 @@
           </w:p>
           <w:p>
             <w:pPr>
-              <w:pStyle w:val="PargrafodaLista"/>
+              <w:pStyle w:val="ListParagraph"/>
               <w:numPr>
                 <w:ilvl w:val="0"/>
                 <w:numId w:val="17"/>
@@ -1595,7 +1618,7 @@
           </w:p>
           <w:p>
             <w:pPr>
-              <w:pStyle w:val="PargrafodaLista"/>
+              <w:pStyle w:val="ListParagraph"/>
               <w:spacing w:after="160" w:line="259" w:lineRule="auto"/>
               <w:rPr>
                 <w:rFonts w:ascii="Arial" w:hAnsi="Arial" w:cs="Arial"/>
@@ -1606,7 +1629,7 @@
           </w:p>
           <w:p>
             <w:pPr>
-              <w:pStyle w:val="PargrafodaLista"/>
+              <w:pStyle w:val="ListParagraph"/>
               <w:spacing w:after="160" w:line="259" w:lineRule="auto"/>
               <w:rPr>
                 <w:rFonts w:ascii="Arial" w:hAnsi="Arial" w:cs="Arial"/>
@@ -1629,7 +1652,7 @@
           </w:p>
           <w:p>
             <w:pPr>
-              <w:pStyle w:val="PargrafodaLista"/>
+              <w:pStyle w:val="ListParagraph"/>
               <w:spacing w:after="160" w:line="259" w:lineRule="auto"/>
               <w:rPr>
                 <w:rFonts w:ascii="Arial" w:hAnsi="Arial" w:cs="Arial"/>
@@ -1648,7 +1671,7 @@
           </w:p>
           <w:p>
             <w:pPr>
-              <w:pStyle w:val="PargrafodaLista"/>
+              <w:pStyle w:val="ListParagraph"/>
               <w:numPr>
                 <w:ilvl w:val="0"/>
                 <w:numId w:val="29"/>
@@ -1671,7 +1694,7 @@
           </w:p>
           <w:p>
             <w:pPr>
-              <w:pStyle w:val="PargrafodaLista"/>
+              <w:pStyle w:val="ListParagraph"/>
               <w:numPr>
                 <w:ilvl w:val="0"/>
                 <w:numId w:val="29"/>
@@ -1694,7 +1717,7 @@
           </w:p>
           <w:p>
             <w:pPr>
-              <w:pStyle w:val="PargrafodaLista"/>
+              <w:pStyle w:val="ListParagraph"/>
               <w:numPr>
                 <w:ilvl w:val="0"/>
                 <w:numId w:val="29"/>
@@ -1717,7 +1740,7 @@
           </w:p>
           <w:p>
             <w:pPr>
-              <w:pStyle w:val="PargrafodaLista"/>
+              <w:pStyle w:val="ListParagraph"/>
               <w:numPr>
                 <w:ilvl w:val="0"/>
                 <w:numId w:val="29"/>
@@ -1740,7 +1763,7 @@
           </w:p>
           <w:p>
             <w:pPr>
-              <w:pStyle w:val="PargrafodaLista"/>
+              <w:pStyle w:val="ListParagraph"/>
               <w:spacing w:after="160" w:line="259" w:lineRule="auto"/>
               <w:ind w:left="0"/>
               <w:rPr>
@@ -1752,7 +1775,7 @@
           </w:p>
           <w:p>
             <w:pPr>
-              <w:pStyle w:val="PargrafodaLista"/>
+              <w:pStyle w:val="ListParagraph"/>
               <w:spacing w:after="160" w:line="259" w:lineRule="auto"/>
               <w:rPr>
                 <w:rFonts w:ascii="Arial" w:hAnsi="Arial" w:cs="Arial"/>
@@ -1816,7 +1839,7 @@
           </w:p>
           <w:p>
             <w:pPr>
-              <w:pStyle w:val="PargrafodaLista"/>
+              <w:pStyle w:val="ListParagraph"/>
               <w:spacing w:after="160" w:line="259" w:lineRule="auto"/>
               <w:ind w:left="0"/>
               <w:rPr>
@@ -1836,7 +1859,7 @@
           </w:p>
           <w:p>
             <w:pPr>
-              <w:pStyle w:val="PargrafodaLista"/>
+              <w:pStyle w:val="ListParagraph"/>
               <w:spacing w:after="160" w:line="259" w:lineRule="auto"/>
               <w:jc w:val="center"/>
               <w:rPr>
@@ -1861,7 +1884,7 @@
           </w:p>
           <w:p>
             <w:pPr>
-              <w:pStyle w:val="PargrafodaLista"/>
+              <w:pStyle w:val="ListParagraph"/>
               <w:numPr>
                 <w:ilvl w:val="0"/>
                 <w:numId w:val="7"/>
@@ -1884,7 +1907,7 @@
           </w:p>
           <w:p>
             <w:pPr>
-              <w:pStyle w:val="PargrafodaLista"/>
+              <w:pStyle w:val="ListParagraph"/>
               <w:numPr>
                 <w:ilvl w:val="0"/>
                 <w:numId w:val="7"/>
@@ -1907,7 +1930,7 @@
           </w:p>
           <w:p>
             <w:pPr>
-              <w:pStyle w:val="PargrafodaLista"/>
+              <w:pStyle w:val="ListParagraph"/>
               <w:numPr>
                 <w:ilvl w:val="0"/>
                 <w:numId w:val="7"/>
@@ -1930,7 +1953,7 @@
           </w:p>
           <w:p>
             <w:pPr>
-              <w:pStyle w:val="PargrafodaLista"/>
+              <w:pStyle w:val="ListParagraph"/>
               <w:numPr>
                 <w:ilvl w:val="0"/>
                 <w:numId w:val="7"/>
@@ -1953,7 +1976,7 @@
           </w:p>
           <w:p>
             <w:pPr>
-              <w:pStyle w:val="PargrafodaLista"/>
+              <w:pStyle w:val="ListParagraph"/>
               <w:numPr>
                 <w:ilvl w:val="0"/>
                 <w:numId w:val="7"/>
@@ -1986,7 +2009,7 @@
           </w:p>
           <w:p>
             <w:pPr>
-              <w:pStyle w:val="PargrafodaLista"/>
+              <w:pStyle w:val="ListParagraph"/>
               <w:spacing w:after="160" w:line="259" w:lineRule="auto"/>
               <w:jc w:val="center"/>
               <w:rPr>
@@ -2010,7 +2033,7 @@
           </w:p>
           <w:p>
             <w:pPr>
-              <w:pStyle w:val="PargrafodaLista"/>
+              <w:pStyle w:val="ListParagraph"/>
               <w:spacing w:after="160" w:line="259" w:lineRule="auto"/>
               <w:jc w:val="center"/>
               <w:rPr>
@@ -2075,7 +2098,7 @@
                 </w:tcPr>
                 <w:p>
                   <w:pPr>
-                    <w:pStyle w:val="PargrafodaLista"/>
+                    <w:pStyle w:val="ListParagraph"/>
                     <w:spacing w:after="160" w:line="259" w:lineRule="auto"/>
                     <w:ind w:left="0"/>
                     <w:rPr>
@@ -2118,7 +2141,7 @@
                 </w:tcPr>
                 <w:p>
                   <w:pPr>
-                    <w:pStyle w:val="PargrafodaLista"/>
+                    <w:pStyle w:val="ListParagraph"/>
                     <w:spacing w:after="160" w:line="259" w:lineRule="auto"/>
                     <w:ind w:left="0"/>
                     <w:rPr>
@@ -2171,7 +2194,7 @@
                 </w:tcPr>
                 <w:p>
                   <w:pPr>
-                    <w:pStyle w:val="PargrafodaLista"/>
+                    <w:pStyle w:val="ListParagraph"/>
                     <w:spacing w:after="160" w:line="259" w:lineRule="auto"/>
                     <w:ind w:left="0"/>
                     <w:rPr>
@@ -2214,7 +2237,7 @@
                 </w:tcPr>
                 <w:p>
                   <w:pPr>
-                    <w:pStyle w:val="PargrafodaLista"/>
+                    <w:pStyle w:val="ListParagraph"/>
                     <w:spacing w:after="160" w:line="259" w:lineRule="auto"/>
                     <w:ind w:left="0"/>
                     <w:rPr>
@@ -2262,7 +2285,7 @@
                 </w:tcPr>
                 <w:p>
                   <w:pPr>
-                    <w:pStyle w:val="PargrafodaLista"/>
+                    <w:pStyle w:val="ListParagraph"/>
                     <w:spacing w:after="160" w:line="259" w:lineRule="auto"/>
                     <w:ind w:left="0"/>
                     <w:rPr>
@@ -2305,7 +2328,7 @@
                 </w:tcPr>
                 <w:p>
                   <w:pPr>
-                    <w:pStyle w:val="PargrafodaLista"/>
+                    <w:pStyle w:val="ListParagraph"/>
                     <w:spacing w:after="160" w:line="259" w:lineRule="auto"/>
                     <w:ind w:left="0"/>
                     <w:rPr>
@@ -2344,7 +2367,7 @@
                 </w:tcPr>
                 <w:p>
                   <w:pPr>
-                    <w:pStyle w:val="PargrafodaLista"/>
+                    <w:pStyle w:val="ListParagraph"/>
                     <w:spacing w:after="160" w:line="259" w:lineRule="auto"/>
                     <w:ind w:left="0"/>
                     <w:rPr>
@@ -2399,7 +2422,7 @@
                 </w:tcPr>
                 <w:p>
                   <w:pPr>
-                    <w:pStyle w:val="PargrafodaLista"/>
+                    <w:pStyle w:val="ListParagraph"/>
                     <w:spacing w:after="160" w:line="259" w:lineRule="auto"/>
                     <w:ind w:left="0"/>
                     <w:rPr>
@@ -2414,7 +2437,25 @@
                       <w:sz w:val="20"/>
                       <w:szCs w:val="20"/>
                     </w:rPr>
-                    <w:t>Imediato: Regularizar o registro trabalhista da funcionária Raquel para fins de conformidade legal e eSocial.</w:t>
+                    <w:t xml:space="preserve">Imediato: Regularizar o registro trabalhista da funcionária Raquel para fins de conformidade legal e </w:t>
+                  </w:r>
+                  <w:proofErr w:type="spellStart"/>
+                  <w:r>
+                    <w:rPr>
+                      <w:rFonts w:ascii="Arial" w:hAnsi="Arial" w:cs="Arial"/>
+                      <w:sz w:val="20"/>
+                      <w:szCs w:val="20"/>
+                    </w:rPr>
+                    <w:t>eSocial</w:t>
+                  </w:r>
+                  <w:proofErr w:type="spellEnd"/>
+                  <w:r>
+                    <w:rPr>
+                      <w:rFonts w:ascii="Arial" w:hAnsi="Arial" w:cs="Arial"/>
+                      <w:sz w:val="20"/>
+                      <w:szCs w:val="20"/>
+                    </w:rPr>
+                    <w:t>.</w:t>
                   </w:r>
                 </w:p>
               </w:tc>
@@ -2443,7 +2484,7 @@
                 </w:tcPr>
                 <w:p>
                   <w:pPr>
-                    <w:pStyle w:val="PargrafodaLista"/>
+                    <w:pStyle w:val="ListParagraph"/>
                     <w:spacing w:after="160" w:line="259" w:lineRule="auto"/>
                     <w:ind w:left="0"/>
                     <w:rPr>
@@ -2486,7 +2527,7 @@
                 </w:tcPr>
                 <w:p>
                   <w:pPr>
-                    <w:pStyle w:val="PargrafodaLista"/>
+                    <w:pStyle w:val="ListParagraph"/>
                     <w:spacing w:after="160" w:line="259" w:lineRule="auto"/>
                     <w:ind w:left="0"/>
                     <w:rPr>
@@ -2525,7 +2566,7 @@
                 </w:tcPr>
                 <w:p>
                   <w:pPr>
-                    <w:pStyle w:val="PargrafodaLista"/>
+                    <w:pStyle w:val="ListParagraph"/>
                     <w:spacing w:after="160" w:line="259" w:lineRule="auto"/>
                     <w:ind w:left="0"/>
                     <w:rPr>
@@ -2564,7 +2605,7 @@
                 </w:tcPr>
                 <w:p>
                   <w:pPr>
-                    <w:pStyle w:val="PargrafodaLista"/>
+                    <w:pStyle w:val="ListParagraph"/>
                     <w:spacing w:after="160" w:line="259" w:lineRule="auto"/>
                     <w:ind w:left="0"/>
                     <w:rPr>
@@ -2579,7 +2620,25 @@
                       <w:sz w:val="20"/>
                       <w:szCs w:val="20"/>
                     </w:rPr>
-                    <w:t>Providenciar a realização e emissão dos ASOs Admissões/Periódicos de todo o quadro de funcionárias (NR-7).</w:t>
+                    <w:t xml:space="preserve">Providenciar a realização e emissão dos </w:t>
+                  </w:r>
+                  <w:proofErr w:type="spellStart"/>
+                  <w:r>
+                    <w:rPr>
+                      <w:rFonts w:ascii="Arial" w:hAnsi="Arial" w:cs="Arial"/>
+                      <w:sz w:val="20"/>
+                      <w:szCs w:val="20"/>
+                    </w:rPr>
+                    <w:t>ASOs</w:t>
+                  </w:r>
+                  <w:proofErr w:type="spellEnd"/>
+                  <w:r>
+                    <w:rPr>
+                      <w:rFonts w:ascii="Arial" w:hAnsi="Arial" w:cs="Arial"/>
+                      <w:sz w:val="20"/>
+                      <w:szCs w:val="20"/>
+                    </w:rPr>
+                    <w:t xml:space="preserve"> Admissões/Periódicos de todo o quadro de funcionárias (NR-7).</w:t>
                   </w:r>
                 </w:p>
               </w:tc>
@@ -2608,7 +2667,7 @@
                 </w:tcPr>
                 <w:p>
                   <w:pPr>
-                    <w:pStyle w:val="PargrafodaLista"/>
+                    <w:pStyle w:val="ListParagraph"/>
                     <w:spacing w:after="160" w:line="259" w:lineRule="auto"/>
                     <w:ind w:left="0"/>
                     <w:rPr>
@@ -2651,7 +2710,7 @@
                 </w:tcPr>
                 <w:p>
                   <w:pPr>
-                    <w:pStyle w:val="PargrafodaLista"/>
+                    <w:pStyle w:val="ListParagraph"/>
                     <w:spacing w:after="160" w:line="259" w:lineRule="auto"/>
                     <w:ind w:left="0"/>
                     <w:rPr>
@@ -2690,7 +2749,7 @@
                 </w:tcPr>
                 <w:p>
                   <w:pPr>
-                    <w:pStyle w:val="PargrafodaLista"/>
+                    <w:pStyle w:val="ListParagraph"/>
                     <w:spacing w:after="160" w:line="259" w:lineRule="auto"/>
                     <w:ind w:left="0"/>
                     <w:rPr>
@@ -2729,7 +2788,7 @@
                 </w:tcPr>
                 <w:p>
                   <w:pPr>
-                    <w:pStyle w:val="PargrafodaLista"/>
+                    <w:pStyle w:val="ListParagraph"/>
                     <w:spacing w:after="160" w:line="259" w:lineRule="auto"/>
                     <w:ind w:left="0"/>
                     <w:rPr>
@@ -2744,7 +2803,25 @@
                       <w:sz w:val="20"/>
                       <w:szCs w:val="20"/>
                     </w:rPr>
-                    <w:t>Verificar a necessidade e realizar os treinamentos específicos para o setor de cozinha/alimentação (ex: NR-12, NR-6, manipulação de alimentos).</w:t>
+                    <w:t>Verificar a necessidade e realizar os treinamentos específicos para o setor de cozinha/alimentação (</w:t>
+                  </w:r>
+                  <w:proofErr w:type="spellStart"/>
+                  <w:r>
+                    <w:rPr>
+                      <w:rFonts w:ascii="Arial" w:hAnsi="Arial" w:cs="Arial"/>
+                      <w:sz w:val="20"/>
+                      <w:szCs w:val="20"/>
+                    </w:rPr>
+                    <w:t>ex</w:t>
+                  </w:r>
+                  <w:proofErr w:type="spellEnd"/>
+                  <w:r>
+                    <w:rPr>
+                      <w:rFonts w:ascii="Arial" w:hAnsi="Arial" w:cs="Arial"/>
+                      <w:sz w:val="20"/>
+                      <w:szCs w:val="20"/>
+                    </w:rPr>
+                    <w:t>: NR-12, NR-6, manipulação de alimentos).</w:t>
                   </w:r>
                 </w:p>
               </w:tc>
@@ -2773,7 +2850,7 @@
                 </w:tcPr>
                 <w:p>
                   <w:pPr>
-                    <w:pStyle w:val="PargrafodaLista"/>
+                    <w:pStyle w:val="ListParagraph"/>
                     <w:spacing w:after="160" w:line="259" w:lineRule="auto"/>
                     <w:ind w:left="0"/>
                     <w:rPr>
@@ -2816,7 +2893,7 @@
                 </w:tcPr>
                 <w:p>
                   <w:pPr>
-                    <w:pStyle w:val="PargrafodaLista"/>
+                    <w:pStyle w:val="ListParagraph"/>
                     <w:spacing w:after="160" w:line="259" w:lineRule="auto"/>
                     <w:ind w:left="0"/>
                     <w:rPr>
@@ -2855,7 +2932,7 @@
                 </w:tcPr>
                 <w:p>
                   <w:pPr>
-                    <w:pStyle w:val="PargrafodaLista"/>
+                    <w:pStyle w:val="ListParagraph"/>
                     <w:spacing w:after="160" w:line="259" w:lineRule="auto"/>
                     <w:ind w:left="0"/>
                     <w:rPr>
@@ -2894,7 +2971,7 @@
                 </w:tcPr>
                 <w:p>
                   <w:pPr>
-                    <w:pStyle w:val="PargrafodaLista"/>
+                    <w:pStyle w:val="ListParagraph"/>
                     <w:spacing w:after="160" w:line="259" w:lineRule="auto"/>
                     <w:ind w:left="0"/>
                     <w:rPr>
@@ -2938,7 +3015,7 @@
                 </w:tcPr>
                 <w:p>
                   <w:pPr>
-                    <w:pStyle w:val="PargrafodaLista"/>
+                    <w:pStyle w:val="ListParagraph"/>
                     <w:spacing w:after="160" w:line="259" w:lineRule="auto"/>
                     <w:ind w:left="0"/>
                     <w:rPr>
@@ -2981,7 +3058,7 @@
                 </w:tcPr>
                 <w:p>
                   <w:pPr>
-                    <w:pStyle w:val="PargrafodaLista"/>
+                    <w:pStyle w:val="ListParagraph"/>
                     <w:spacing w:after="160" w:line="259" w:lineRule="auto"/>
                     <w:ind w:left="0"/>
                     <w:rPr>
@@ -3020,7 +3097,7 @@
                 </w:tcPr>
                 <w:p>
                   <w:pPr>
-                    <w:pStyle w:val="PargrafodaLista"/>
+                    <w:pStyle w:val="ListParagraph"/>
                     <w:spacing w:after="160" w:line="259" w:lineRule="auto"/>
                     <w:ind w:left="0"/>
                     <w:rPr>
@@ -3068,7 +3145,7 @@
                 </w:tcPr>
                 <w:p>
                   <w:pPr>
-                    <w:pStyle w:val="PargrafodaLista"/>
+                    <w:pStyle w:val="ListParagraph"/>
                     <w:spacing w:after="160" w:line="259" w:lineRule="auto"/>
                     <w:ind w:left="0"/>
                     <w:rPr>
@@ -3122,7 +3199,7 @@
                 </w:tcPr>
                 <w:p>
                   <w:pPr>
-                    <w:pStyle w:val="PargrafodaLista"/>
+                    <w:pStyle w:val="ListParagraph"/>
                     <w:spacing w:after="160" w:line="259" w:lineRule="auto"/>
                     <w:ind w:left="0"/>
                     <w:rPr>
@@ -3166,7 +3243,7 @@
                 </w:tcPr>
                 <w:p>
                   <w:pPr>
-                    <w:pStyle w:val="PargrafodaLista"/>
+                    <w:pStyle w:val="ListParagraph"/>
                     <w:spacing w:after="160" w:line="259" w:lineRule="auto"/>
                     <w:ind w:left="0"/>
                     <w:rPr>
@@ -3205,7 +3282,7 @@
                 </w:tcPr>
                 <w:p>
                   <w:pPr>
-                    <w:pStyle w:val="PargrafodaLista"/>
+                    <w:pStyle w:val="ListParagraph"/>
                     <w:spacing w:after="160" w:line="259" w:lineRule="auto"/>
                     <w:ind w:left="0"/>
                     <w:rPr>
@@ -3244,7 +3321,7 @@
                 </w:tcPr>
                 <w:p>
                   <w:pPr>
-                    <w:pStyle w:val="PargrafodaLista"/>
+                    <w:pStyle w:val="ListParagraph"/>
                     <w:spacing w:after="160" w:line="259" w:lineRule="auto"/>
                     <w:ind w:left="0"/>
                     <w:rPr>
@@ -3288,7 +3365,7 @@
                 </w:tcPr>
                 <w:p>
                   <w:pPr>
-                    <w:pStyle w:val="PargrafodaLista"/>
+                    <w:pStyle w:val="ListParagraph"/>
                     <w:spacing w:after="160" w:line="259" w:lineRule="auto"/>
                     <w:ind w:left="0"/>
                     <w:rPr>
@@ -3331,7 +3408,7 @@
                 </w:tcPr>
                 <w:p>
                   <w:pPr>
-                    <w:pStyle w:val="PargrafodaLista"/>
+                    <w:pStyle w:val="ListParagraph"/>
                     <w:spacing w:after="160" w:line="259" w:lineRule="auto"/>
                     <w:ind w:left="0"/>
                     <w:rPr>
@@ -3370,7 +3447,7 @@
                 </w:tcPr>
                 <w:p>
                   <w:pPr>
-                    <w:pStyle w:val="PargrafodaLista"/>
+                    <w:pStyle w:val="ListParagraph"/>
                     <w:spacing w:after="160" w:line="259" w:lineRule="auto"/>
                     <w:ind w:left="0"/>
                     <w:rPr>
@@ -3409,7 +3486,7 @@
                 </w:tcPr>
                 <w:p>
                   <w:pPr>
-                    <w:pStyle w:val="PargrafodaLista"/>
+                    <w:pStyle w:val="ListParagraph"/>
                     <w:spacing w:after="160" w:line="259" w:lineRule="auto"/>
                     <w:ind w:left="0"/>
                     <w:rPr>
@@ -3453,7 +3530,7 @@
                 </w:tcPr>
                 <w:p>
                   <w:pPr>
-                    <w:pStyle w:val="PargrafodaLista"/>
+                    <w:pStyle w:val="ListParagraph"/>
                     <w:spacing w:after="160" w:line="259" w:lineRule="auto"/>
                     <w:ind w:left="0"/>
                     <w:rPr>
@@ -3496,7 +3573,7 @@
                 </w:tcPr>
                 <w:p>
                   <w:pPr>
-                    <w:pStyle w:val="PargrafodaLista"/>
+                    <w:pStyle w:val="ListParagraph"/>
                     <w:spacing w:after="160" w:line="259" w:lineRule="auto"/>
                     <w:ind w:left="0"/>
                     <w:rPr>
@@ -3535,7 +3612,7 @@
                 </w:tcPr>
                 <w:p>
                   <w:pPr>
-                    <w:pStyle w:val="PargrafodaLista"/>
+                    <w:pStyle w:val="ListParagraph"/>
                     <w:spacing w:after="160" w:line="259" w:lineRule="auto"/>
                     <w:ind w:left="0"/>
                     <w:rPr>
@@ -3574,7 +3651,7 @@
                 </w:tcPr>
                 <w:p>
                   <w:pPr>
-                    <w:pStyle w:val="PargrafodaLista"/>
+                    <w:pStyle w:val="ListParagraph"/>
                     <w:spacing w:after="160" w:line="259" w:lineRule="auto"/>
                     <w:ind w:left="0"/>
                     <w:rPr>
@@ -3618,7 +3695,7 @@
                 </w:tcPr>
                 <w:p>
                   <w:pPr>
-                    <w:pStyle w:val="PargrafodaLista"/>
+                    <w:pStyle w:val="ListParagraph"/>
                     <w:spacing w:after="160" w:line="259" w:lineRule="auto"/>
                     <w:ind w:left="0"/>
                     <w:rPr>
@@ -3661,7 +3738,7 @@
                 </w:tcPr>
                 <w:p>
                   <w:pPr>
-                    <w:pStyle w:val="PargrafodaLista"/>
+                    <w:pStyle w:val="ListParagraph"/>
                     <w:spacing w:after="160" w:line="259" w:lineRule="auto"/>
                     <w:ind w:left="0"/>
                     <w:rPr>
@@ -3700,7 +3777,7 @@
                 </w:tcPr>
                 <w:p>
                   <w:pPr>
-                    <w:pStyle w:val="PargrafodaLista"/>
+                    <w:pStyle w:val="ListParagraph"/>
                     <w:spacing w:after="160" w:line="259" w:lineRule="auto"/>
                     <w:ind w:left="0"/>
                     <w:rPr>
@@ -3739,7 +3816,7 @@
                 </w:tcPr>
                 <w:p>
                   <w:pPr>
-                    <w:pStyle w:val="PargrafodaLista"/>
+                    <w:pStyle w:val="ListParagraph"/>
                     <w:spacing w:after="160" w:line="259" w:lineRule="auto"/>
                     <w:ind w:left="0"/>
                     <w:rPr>
@@ -3783,7 +3860,7 @@
                 </w:tcPr>
                 <w:p>
                   <w:pPr>
-                    <w:pStyle w:val="PargrafodaLista"/>
+                    <w:pStyle w:val="ListParagraph"/>
                     <w:spacing w:after="160" w:line="259" w:lineRule="auto"/>
                     <w:ind w:left="0"/>
                     <w:rPr>
@@ -3826,7 +3903,7 @@
                 </w:tcPr>
                 <w:p>
                   <w:pPr>
-                    <w:pStyle w:val="PargrafodaLista"/>
+                    <w:pStyle w:val="ListParagraph"/>
                     <w:spacing w:after="160" w:line="259" w:lineRule="auto"/>
                     <w:ind w:left="0"/>
                     <w:rPr>
@@ -3865,7 +3942,7 @@
                 </w:tcPr>
                 <w:p>
                   <w:pPr>
-                    <w:pStyle w:val="PargrafodaLista"/>
+                    <w:pStyle w:val="ListParagraph"/>
                     <w:spacing w:after="160" w:line="259" w:lineRule="auto"/>
                     <w:ind w:left="0"/>
                     <w:rPr>
@@ -3904,7 +3981,7 @@
                 </w:tcPr>
                 <w:p>
                   <w:pPr>
-                    <w:pStyle w:val="PargrafodaLista"/>
+                    <w:pStyle w:val="ListParagraph"/>
                     <w:spacing w:after="160" w:line="259" w:lineRule="auto"/>
                     <w:ind w:left="0"/>
                     <w:rPr>
@@ -3919,7 +3996,25 @@
                       <w:sz w:val="20"/>
                       <w:szCs w:val="20"/>
                     </w:rPr>
-                    <w:t>Avaliar se há atividades de risco que necessitem de PT (ex: manutenção de equipamentos ou espaço restrito).</w:t>
+                    <w:t>Avaliar se há atividades de risco que necessitem de PT (</w:t>
+                  </w:r>
+                  <w:proofErr w:type="spellStart"/>
+                  <w:r>
+                    <w:rPr>
+                      <w:rFonts w:ascii="Arial" w:hAnsi="Arial" w:cs="Arial"/>
+                      <w:sz w:val="20"/>
+                      <w:szCs w:val="20"/>
+                    </w:rPr>
+                    <w:t>ex</w:t>
+                  </w:r>
+                  <w:proofErr w:type="spellEnd"/>
+                  <w:r>
+                    <w:rPr>
+                      <w:rFonts w:ascii="Arial" w:hAnsi="Arial" w:cs="Arial"/>
+                      <w:sz w:val="20"/>
+                      <w:szCs w:val="20"/>
+                    </w:rPr>
+                    <w:t>: manutenção de equipamentos ou espaço restrito).</w:t>
                   </w:r>
                 </w:p>
               </w:tc>
@@ -3927,7 +4022,7 @@
           </w:tbl>
           <w:p>
             <w:pPr>
-              <w:pStyle w:val="PargrafodaLista"/>
+              <w:pStyle w:val="ListParagraph"/>
               <w:spacing w:after="160" w:line="259" w:lineRule="auto"/>
               <w:jc w:val="center"/>
               <w:rPr>
@@ -3941,7 +4036,7 @@
           </w:p>
           <w:p>
             <w:pPr>
-              <w:pStyle w:val="PargrafodaLista"/>
+              <w:pStyle w:val="ListParagraph"/>
               <w:spacing w:after="160" w:line="259" w:lineRule="auto"/>
               <w:jc w:val="center"/>
               <w:rPr>
@@ -3965,7 +4060,7 @@
           </w:p>
           <w:p>
             <w:pPr>
-              <w:pStyle w:val="PargrafodaLista"/>
+              <w:pStyle w:val="ListParagraph"/>
               <w:numPr>
                 <w:ilvl w:val="0"/>
                 <w:numId w:val="32"/>
@@ -3998,7 +4093,7 @@
           </w:p>
           <w:p>
             <w:pPr>
-              <w:pStyle w:val="PargrafodaLista"/>
+              <w:pStyle w:val="ListParagraph"/>
               <w:numPr>
                 <w:ilvl w:val="0"/>
                 <w:numId w:val="32"/>
@@ -4026,12 +4121,30 @@
                 <w:sz w:val="20"/>
                 <w:szCs w:val="20"/>
               </w:rPr>
-              <w:t xml:space="preserve"> A funcionária Raquel opera sem registro formal na empresa. Isso representa um alto risco passivo trabalhista e previdenciário, além de impedir o correto envio de eventos de SST (S-2210, S-2220, S-2240) ao eSocial. </w:t>
+              <w:t xml:space="preserve"> A funcionária Raquel opera sem registro formal na empresa. Isso representa um alto risco passivo trabalhista e previdenciário, além de impedir o correto envio de eventos de SST (S-2210, S-2220, S-2240) ao </w:t>
+            </w:r>
+            <w:proofErr w:type="spellStart"/>
+            <w:r>
+              <w:rPr>
+                <w:rFonts w:ascii="Arial" w:hAnsi="Arial" w:cs="Arial"/>
+                <w:sz w:val="20"/>
+                <w:szCs w:val="20"/>
+              </w:rPr>
+              <w:t>eSocial</w:t>
+            </w:r>
+            <w:proofErr w:type="spellEnd"/>
+            <w:r>
+              <w:rPr>
+                <w:rFonts w:ascii="Arial" w:hAnsi="Arial" w:cs="Arial"/>
+                <w:sz w:val="20"/>
+                <w:szCs w:val="20"/>
+              </w:rPr>
+              <w:t xml:space="preserve">. </w:t>
             </w:r>
           </w:p>
           <w:p>
             <w:pPr>
-              <w:pStyle w:val="PargrafodaLista"/>
+              <w:pStyle w:val="ListParagraph"/>
               <w:numPr>
                 <w:ilvl w:val="0"/>
                 <w:numId w:val="32"/>
@@ -4064,7 +4177,7 @@
           </w:p>
           <w:p>
             <w:pPr>
-              <w:pStyle w:val="PargrafodaLista"/>
+              <w:pStyle w:val="ListParagraph"/>
               <w:spacing w:after="160" w:line="278" w:lineRule="auto"/>
               <w:rPr>
                 <w:rFonts w:ascii="Arial" w:hAnsi="Arial" w:cs="Arial"/>
@@ -4075,7 +4188,7 @@
           </w:p>
           <w:p>
             <w:pPr>
-              <w:pStyle w:val="PargrafodaLista"/>
+              <w:pStyle w:val="ListParagraph"/>
               <w:spacing w:after="160" w:line="278" w:lineRule="auto"/>
               <w:rPr>
                 <w:rFonts w:ascii="Arial" w:hAnsi="Arial" w:cs="Arial"/>
@@ -4086,7 +4199,7 @@
           </w:p>
           <w:p>
             <w:pPr>
-              <w:pStyle w:val="PargrafodaLista"/>
+              <w:pStyle w:val="ListParagraph"/>
               <w:spacing w:after="160" w:line="278" w:lineRule="auto"/>
               <w:rPr>
                 <w:rFonts w:ascii="Arial" w:hAnsi="Arial" w:cs="Arial"/>
@@ -4097,7 +4210,7 @@
           </w:p>
           <w:p>
             <w:pPr>
-              <w:pStyle w:val="PargrafodaLista"/>
+              <w:pStyle w:val="ListParagraph"/>
               <w:spacing w:after="160" w:line="278" w:lineRule="auto"/>
               <w:rPr>
                 <w:rFonts w:ascii="Arial" w:hAnsi="Arial" w:cs="Arial"/>
@@ -4108,7 +4221,7 @@
           </w:p>
           <w:p>
             <w:pPr>
-              <w:pStyle w:val="PargrafodaLista"/>
+              <w:pStyle w:val="ListParagraph"/>
               <w:spacing w:after="160" w:line="278" w:lineRule="auto"/>
               <w:rPr>
                 <w:rFonts w:ascii="Arial" w:hAnsi="Arial" w:cs="Arial"/>
@@ -4119,7 +4232,7 @@
           </w:p>
           <w:p>
             <w:pPr>
-              <w:pStyle w:val="PargrafodaLista"/>
+              <w:pStyle w:val="ListParagraph"/>
               <w:spacing w:after="160" w:line="278" w:lineRule="auto"/>
               <w:rPr>
                 <w:rFonts w:ascii="Arial" w:hAnsi="Arial" w:cs="Arial"/>
@@ -4130,7 +4243,7 @@
           </w:p>
           <w:p>
             <w:pPr>
-              <w:pStyle w:val="PargrafodaLista"/>
+              <w:pStyle w:val="ListParagraph"/>
               <w:spacing w:after="160" w:line="278" w:lineRule="auto"/>
               <w:rPr>
                 <w:rFonts w:ascii="Arial" w:hAnsi="Arial" w:cs="Arial"/>
@@ -4141,7 +4254,7 @@
           </w:p>
           <w:p>
             <w:pPr>
-              <w:pStyle w:val="PargrafodaLista"/>
+              <w:pStyle w:val="ListParagraph"/>
               <w:spacing w:after="160" w:line="278" w:lineRule="auto"/>
               <w:rPr>
                 <w:rFonts w:ascii="Arial" w:hAnsi="Arial" w:cs="Arial"/>
@@ -5275,7 +5388,25 @@
                       <w:sz w:val="20"/>
                       <w:szCs w:val="20"/>
                     </w:rPr>
-                    <w:t xml:space="preserve">Abril/Maio 2026 </w:t>
+                    <w:t>Abril/</w:t>
+                  </w:r>
+                  <w:proofErr w:type="gramStart"/>
+                  <w:r>
+                    <w:rPr>
+                      <w:rFonts w:ascii="Arial" w:hAnsi="Arial" w:cs="Arial"/>
+                      <w:sz w:val="20"/>
+                      <w:szCs w:val="20"/>
+                    </w:rPr>
+                    <w:t>Maio</w:t>
+                  </w:r>
+                  <w:proofErr w:type="gramEnd"/>
+                  <w:r>
+                    <w:rPr>
+                      <w:rFonts w:ascii="Arial" w:hAnsi="Arial" w:cs="Arial"/>
+                      <w:sz w:val="20"/>
+                      <w:szCs w:val="20"/>
+                    </w:rPr>
+                    <w:t xml:space="preserve"> 2026 </w:t>
                   </w:r>
                 </w:p>
               </w:tc>
@@ -5733,7 +5864,25 @@
                       <w:sz w:val="20"/>
                       <w:szCs w:val="20"/>
                     </w:rPr>
-                    <w:t xml:space="preserve">Implementar os check-lists de máquinas (motosserra/trator). </w:t>
+                    <w:t xml:space="preserve">Implementar os </w:t>
+                  </w:r>
+                  <w:proofErr w:type="spellStart"/>
+                  <w:r>
+                    <w:rPr>
+                      <w:rFonts w:ascii="Arial" w:hAnsi="Arial" w:cs="Arial"/>
+                      <w:sz w:val="20"/>
+                      <w:szCs w:val="20"/>
+                    </w:rPr>
+                    <w:t>check-lists</w:t>
+                  </w:r>
+                  <w:proofErr w:type="spellEnd"/>
+                  <w:r>
+                    <w:rPr>
+                      <w:rFonts w:ascii="Arial" w:hAnsi="Arial" w:cs="Arial"/>
+                      <w:sz w:val="20"/>
+                      <w:szCs w:val="20"/>
+                    </w:rPr>
+                    <w:t xml:space="preserve"> de máquinas (motosserra/trator). </w:t>
                   </w:r>
                 </w:p>
               </w:tc>
@@ -5741,7 +5890,7 @@
           </w:tbl>
           <w:p>
             <w:pPr>
-              <w:pStyle w:val="PargrafodaLista"/>
+              <w:pStyle w:val="ListParagraph"/>
               <w:spacing w:after="160" w:line="259" w:lineRule="auto"/>
               <w:ind w:left="0"/>
               <w:rPr>
@@ -5756,7 +5905,7 @@
           </w:p>
           <w:p>
             <w:pPr>
-              <w:pStyle w:val="PargrafodaLista"/>
+              <w:pStyle w:val="ListParagraph"/>
               <w:spacing w:after="160" w:line="259" w:lineRule="auto"/>
               <w:jc w:val="center"/>
               <w:rPr>
@@ -5780,7 +5929,7 @@
           </w:p>
           <w:p>
             <w:pPr>
-              <w:pStyle w:val="PargrafodaLista"/>
+              <w:pStyle w:val="ListParagraph"/>
               <w:spacing w:after="160" w:line="259" w:lineRule="auto"/>
               <w:ind w:left="0"/>
               <w:rPr>
@@ -5800,7 +5949,7 @@
           </w:p>
           <w:p>
             <w:pPr>
-              <w:pStyle w:val="PargrafodaLista"/>
+              <w:pStyle w:val="ListParagraph"/>
               <w:spacing w:after="160" w:line="259" w:lineRule="auto"/>
               <w:ind w:left="0"/>
               <w:rPr>
@@ -5812,7 +5961,7 @@
           </w:p>
           <w:p>
             <w:pPr>
-              <w:pStyle w:val="PargrafodaLista"/>
+              <w:pStyle w:val="ListParagraph"/>
               <w:spacing w:after="160" w:line="259" w:lineRule="auto"/>
               <w:rPr>
                 <w:rFonts w:ascii="Arial" w:hAnsi="Arial" w:cs="Arial"/>
@@ -5835,7 +5984,7 @@
           </w:p>
           <w:p>
             <w:pPr>
-              <w:pStyle w:val="PargrafodaLista"/>
+              <w:pStyle w:val="ListParagraph"/>
               <w:numPr>
                 <w:ilvl w:val="0"/>
                 <w:numId w:val="33"/>
@@ -5876,7 +6025,7 @@
           </w:p>
           <w:p>
             <w:pPr>
-              <w:pStyle w:val="PargrafodaLista"/>
+              <w:pStyle w:val="ListParagraph"/>
               <w:numPr>
                 <w:ilvl w:val="0"/>
                 <w:numId w:val="33"/>
@@ -5910,7 +6059,7 @@
           </w:p>
           <w:p>
             <w:pPr>
-              <w:pStyle w:val="PargrafodaLista"/>
+              <w:pStyle w:val="ListParagraph"/>
               <w:numPr>
                 <w:ilvl w:val="0"/>
                 <w:numId w:val="33"/>
@@ -5943,7 +6092,7 @@
           </w:p>
           <w:p>
             <w:pPr>
-              <w:pStyle w:val="PargrafodaLista"/>
+              <w:pStyle w:val="ListParagraph"/>
               <w:spacing w:after="160" w:line="259" w:lineRule="auto"/>
               <w:rPr>
                 <w:rFonts w:ascii="Arial" w:hAnsi="Arial" w:cs="Arial"/>
@@ -5966,7 +6115,7 @@
           </w:p>
           <w:p>
             <w:pPr>
-              <w:pStyle w:val="PargrafodaLista"/>
+              <w:pStyle w:val="ListParagraph"/>
               <w:numPr>
                 <w:ilvl w:val="0"/>
                 <w:numId w:val="34"/>
@@ -5999,7 +6148,7 @@
           </w:p>
           <w:p>
             <w:pPr>
-              <w:pStyle w:val="PargrafodaLista"/>
+              <w:pStyle w:val="ListParagraph"/>
               <w:numPr>
                 <w:ilvl w:val="0"/>
                 <w:numId w:val="34"/>
@@ -6066,7 +6215,7 @@
           </w:p>
           <w:p>
             <w:pPr>
-              <w:pStyle w:val="PargrafodaLista"/>
+              <w:pStyle w:val="ListParagraph"/>
               <w:spacing w:after="160" w:line="259" w:lineRule="auto"/>
               <w:rPr>
                 <w:rFonts w:ascii="Arial" w:hAnsi="Arial" w:cs="Arial"/>
@@ -6089,7 +6238,7 @@
           </w:p>
           <w:p>
             <w:pPr>
-              <w:pStyle w:val="PargrafodaLista"/>
+              <w:pStyle w:val="ListParagraph"/>
               <w:numPr>
                 <w:ilvl w:val="0"/>
                 <w:numId w:val="35"/>
@@ -6130,7 +6279,7 @@
           </w:p>
           <w:p>
             <w:pPr>
-              <w:pStyle w:val="PargrafodaLista"/>
+              <w:pStyle w:val="ListParagraph"/>
               <w:numPr>
                 <w:ilvl w:val="0"/>
                 <w:numId w:val="35"/>
@@ -6171,7 +6320,7 @@
           </w:p>
           <w:p>
             <w:pPr>
-              <w:pStyle w:val="PargrafodaLista"/>
+              <w:pStyle w:val="ListParagraph"/>
               <w:numPr>
                 <w:ilvl w:val="0"/>
                 <w:numId w:val="35"/>
@@ -6204,7 +6353,7 @@
           </w:p>
           <w:p>
             <w:pPr>
-              <w:pStyle w:val="PargrafodaLista"/>
+              <w:pStyle w:val="ListParagraph"/>
               <w:numPr>
                 <w:ilvl w:val="0"/>
                 <w:numId w:val="35"/>
@@ -6219,7 +6368,7 @@
           </w:p>
           <w:p>
             <w:pPr>
-              <w:pStyle w:val="PargrafodaLista"/>
+              <w:pStyle w:val="ListParagraph"/>
               <w:spacing w:after="160" w:line="259" w:lineRule="auto"/>
               <w:rPr>
                 <w:rFonts w:ascii="Arial" w:hAnsi="Arial" w:cs="Arial"/>
@@ -6242,7 +6391,7 @@
           </w:p>
           <w:p>
             <w:pPr>
-              <w:pStyle w:val="PargrafodaLista"/>
+              <w:pStyle w:val="ListParagraph"/>
               <w:spacing w:after="160" w:line="259" w:lineRule="auto"/>
               <w:rPr>
                 <w:rFonts w:ascii="Arial" w:hAnsi="Arial" w:cs="Arial"/>
@@ -6255,7 +6404,7 @@
           </w:p>
           <w:p>
             <w:pPr>
-              <w:pStyle w:val="PargrafodaLista"/>
+              <w:pStyle w:val="ListParagraph"/>
               <w:spacing w:after="160" w:line="259" w:lineRule="auto"/>
               <w:rPr>
                 <w:rFonts w:ascii="Arial" w:hAnsi="Arial" w:cs="Arial"/>
@@ -6278,7 +6427,7 @@
           </w:p>
           <w:p>
             <w:pPr>
-              <w:pStyle w:val="PargrafodaLista"/>
+              <w:pStyle w:val="ListParagraph"/>
               <w:numPr>
                 <w:ilvl w:val="0"/>
                 <w:numId w:val="36"/>
@@ -6335,7 +6484,7 @@
           </w:p>
           <w:p>
             <w:pPr>
-              <w:pStyle w:val="PargrafodaLista"/>
+              <w:pStyle w:val="ListParagraph"/>
               <w:numPr>
                 <w:ilvl w:val="0"/>
                 <w:numId w:val="36"/>
@@ -6384,7 +6533,7 @@
           </w:p>
           <w:p>
             <w:pPr>
-              <w:pStyle w:val="PargrafodaLista"/>
+              <w:pStyle w:val="ListParagraph"/>
               <w:spacing w:after="160" w:line="259" w:lineRule="auto"/>
               <w:rPr>
                 <w:rFonts w:ascii="Arial" w:hAnsi="Arial" w:cs="Arial"/>
@@ -6407,7 +6556,7 @@
           </w:p>
           <w:p>
             <w:pPr>
-              <w:pStyle w:val="PargrafodaLista"/>
+              <w:pStyle w:val="ListParagraph"/>
               <w:numPr>
                 <w:ilvl w:val="0"/>
                 <w:numId w:val="37"/>
@@ -6448,7 +6597,7 @@
           </w:p>
           <w:p>
             <w:pPr>
-              <w:pStyle w:val="PargrafodaLista"/>
+              <w:pStyle w:val="ListParagraph"/>
               <w:numPr>
                 <w:ilvl w:val="0"/>
                 <w:numId w:val="37"/>
@@ -6515,7 +6664,7 @@
           </w:p>
           <w:p>
             <w:pPr>
-              <w:pStyle w:val="PargrafodaLista"/>
+              <w:pStyle w:val="ListParagraph"/>
               <w:spacing w:after="160" w:line="259" w:lineRule="auto"/>
               <w:ind w:left="0"/>
               <w:rPr>
@@ -6527,7 +6676,7 @@
           </w:p>
           <w:p>
             <w:pPr>
-              <w:pStyle w:val="PargrafodaLista"/>
+              <w:pStyle w:val="ListParagraph"/>
               <w:spacing w:after="160" w:line="259" w:lineRule="auto"/>
               <w:jc w:val="center"/>
               <w:rPr>
@@ -6551,7 +6700,7 @@
           </w:p>
           <w:p>
             <w:pPr>
-              <w:pStyle w:val="PargrafodaLista"/>
+              <w:pStyle w:val="ListParagraph"/>
               <w:spacing w:after="160" w:line="259" w:lineRule="auto"/>
               <w:ind w:left="0"/>
               <w:rPr>
@@ -6572,7 +6721,7 @@
           </w:p>
           <w:p>
             <w:pPr>
-              <w:pStyle w:val="PargrafodaLista"/>
+              <w:pStyle w:val="ListParagraph"/>
               <w:spacing w:after="160" w:line="259" w:lineRule="auto"/>
               <w:rPr>
                 <w:rFonts w:ascii="Arial" w:hAnsi="Arial" w:cs="Arial"/>
@@ -6586,7 +6735,7 @@
           </w:p>
           <w:p>
             <w:pPr>
-              <w:pStyle w:val="PargrafodaLista"/>
+              <w:pStyle w:val="ListParagraph"/>
               <w:spacing w:after="160" w:line="259" w:lineRule="auto"/>
               <w:jc w:val="center"/>
               <w:rPr>
@@ -6728,7 +6877,7 @@
           </w:p>
           <w:p>
             <w:pPr>
-              <w:pStyle w:val="PargrafodaLista"/>
+              <w:pStyle w:val="ListParagraph"/>
               <w:spacing w:after="160" w:line="259" w:lineRule="auto"/>
               <w:jc w:val="center"/>
               <w:rPr>
@@ -6796,7 +6945,7 @@
                 </w:tcPr>
                 <w:p>
                   <w:pPr>
-                    <w:pStyle w:val="PargrafodaLista"/>
+                    <w:pStyle w:val="ListParagraph"/>
                     <w:spacing w:after="160" w:line="259" w:lineRule="auto"/>
                     <w:ind w:left="0"/>
                     <w:rPr>
@@ -6839,7 +6988,7 @@
                 </w:tcPr>
                 <w:p>
                   <w:pPr>
-                    <w:pStyle w:val="PargrafodaLista"/>
+                    <w:pStyle w:val="ListParagraph"/>
                     <w:spacing w:after="160" w:line="259" w:lineRule="auto"/>
                     <w:ind w:left="0"/>
                     <w:rPr>
@@ -6882,7 +7031,7 @@
                 </w:tcPr>
                 <w:p>
                   <w:pPr>
-                    <w:pStyle w:val="PargrafodaLista"/>
+                    <w:pStyle w:val="ListParagraph"/>
                     <w:spacing w:after="160" w:line="259" w:lineRule="auto"/>
                     <w:ind w:left="0"/>
                     <w:rPr>
@@ -6925,7 +7074,7 @@
                 </w:tcPr>
                 <w:p>
                   <w:pPr>
-                    <w:pStyle w:val="PargrafodaLista"/>
+                    <w:pStyle w:val="ListParagraph"/>
                     <w:spacing w:after="160" w:line="259" w:lineRule="auto"/>
                     <w:ind w:left="0"/>
                     <w:rPr>
@@ -6968,7 +7117,7 @@
                 </w:tcPr>
                 <w:p>
                   <w:pPr>
-                    <w:pStyle w:val="PargrafodaLista"/>
+                    <w:pStyle w:val="ListParagraph"/>
                     <w:spacing w:after="160" w:line="259" w:lineRule="auto"/>
                     <w:ind w:left="0"/>
                     <w:rPr>
@@ -7011,7 +7160,7 @@
                 </w:tcPr>
                 <w:p>
                   <w:pPr>
-                    <w:pStyle w:val="PargrafodaLista"/>
+                    <w:pStyle w:val="ListParagraph"/>
                     <w:spacing w:after="160" w:line="259" w:lineRule="auto"/>
                     <w:ind w:left="0"/>
                     <w:rPr>
@@ -7059,7 +7208,7 @@
                 </w:tcPr>
                 <w:p>
                   <w:pPr>
-                    <w:pStyle w:val="PargrafodaLista"/>
+                    <w:pStyle w:val="ListParagraph"/>
                     <w:spacing w:after="160" w:line="259" w:lineRule="auto"/>
                     <w:ind w:left="0"/>
                     <w:rPr>
@@ -7098,7 +7247,7 @@
                 </w:tcPr>
                 <w:p>
                   <w:pPr>
-                    <w:pStyle w:val="PargrafodaLista"/>
+                    <w:pStyle w:val="ListParagraph"/>
                     <w:spacing w:after="160" w:line="259" w:lineRule="auto"/>
                     <w:ind w:left="0"/>
                     <w:rPr>
@@ -7137,7 +7286,7 @@
                 </w:tcPr>
                 <w:p>
                   <w:pPr>
-                    <w:pStyle w:val="PargrafodaLista"/>
+                    <w:pStyle w:val="ListParagraph"/>
                     <w:spacing w:after="160" w:line="259" w:lineRule="auto"/>
                     <w:ind w:left="0"/>
                     <w:rPr>
@@ -7176,7 +7325,7 @@
                 </w:tcPr>
                 <w:p>
                   <w:pPr>
-                    <w:pStyle w:val="PargrafodaLista"/>
+                    <w:pStyle w:val="ListParagraph"/>
                     <w:spacing w:after="160" w:line="259" w:lineRule="auto"/>
                     <w:ind w:left="0"/>
                     <w:rPr>
@@ -7215,7 +7364,7 @@
                 </w:tcPr>
                 <w:p>
                   <w:pPr>
-                    <w:pStyle w:val="PargrafodaLista"/>
+                    <w:pStyle w:val="ListParagraph"/>
                     <w:spacing w:after="160" w:line="259" w:lineRule="auto"/>
                     <w:ind w:left="0"/>
                     <w:rPr>
@@ -7254,7 +7403,7 @@
                 </w:tcPr>
                 <w:p>
                   <w:pPr>
-                    <w:pStyle w:val="PargrafodaLista"/>
+                    <w:pStyle w:val="ListParagraph"/>
                     <w:spacing w:after="160" w:line="259" w:lineRule="auto"/>
                     <w:ind w:left="0"/>
                     <w:rPr>
@@ -7298,7 +7447,7 @@
                 </w:tcPr>
                 <w:p>
                   <w:pPr>
-                    <w:pStyle w:val="PargrafodaLista"/>
+                    <w:pStyle w:val="ListParagraph"/>
                     <w:spacing w:after="160" w:line="259" w:lineRule="auto"/>
                     <w:ind w:left="0"/>
                     <w:rPr>
@@ -7337,7 +7486,7 @@
                 </w:tcPr>
                 <w:p>
                   <w:pPr>
-                    <w:pStyle w:val="PargrafodaLista"/>
+                    <w:pStyle w:val="ListParagraph"/>
                     <w:spacing w:after="160" w:line="259" w:lineRule="auto"/>
                     <w:ind w:left="0"/>
                     <w:rPr>
@@ -7376,7 +7525,7 @@
                 </w:tcPr>
                 <w:p>
                   <w:pPr>
-                    <w:pStyle w:val="PargrafodaLista"/>
+                    <w:pStyle w:val="ListParagraph"/>
                     <w:spacing w:after="160" w:line="259" w:lineRule="auto"/>
                     <w:ind w:left="0"/>
                     <w:rPr>
@@ -7415,7 +7564,7 @@
                 </w:tcPr>
                 <w:p>
                   <w:pPr>
-                    <w:pStyle w:val="PargrafodaLista"/>
+                    <w:pStyle w:val="ListParagraph"/>
                     <w:spacing w:after="160" w:line="259" w:lineRule="auto"/>
                     <w:ind w:left="0"/>
                     <w:rPr>
@@ -7454,7 +7603,7 @@
                 </w:tcPr>
                 <w:p>
                   <w:pPr>
-                    <w:pStyle w:val="PargrafodaLista"/>
+                    <w:pStyle w:val="ListParagraph"/>
                     <w:spacing w:after="160" w:line="259" w:lineRule="auto"/>
                     <w:ind w:left="0"/>
                     <w:rPr>
@@ -7493,7 +7642,7 @@
                 </w:tcPr>
                 <w:p>
                   <w:pPr>
-                    <w:pStyle w:val="PargrafodaLista"/>
+                    <w:pStyle w:val="ListParagraph"/>
                     <w:spacing w:after="160" w:line="259" w:lineRule="auto"/>
                     <w:ind w:left="0"/>
                     <w:rPr>
@@ -7516,7 +7665,7 @@
           </w:tbl>
           <w:p>
             <w:pPr>
-              <w:pStyle w:val="PargrafodaLista"/>
+              <w:pStyle w:val="ListParagraph"/>
               <w:spacing w:after="160" w:line="259" w:lineRule="auto"/>
               <w:rPr>
                 <w:rFonts w:ascii="Arial" w:hAnsi="Arial" w:cs="Arial"/>
@@ -7529,7 +7678,7 @@
           </w:p>
           <w:p>
             <w:pPr>
-              <w:pStyle w:val="PargrafodaLista"/>
+              <w:pStyle w:val="ListParagraph"/>
               <w:spacing w:after="160" w:line="259" w:lineRule="auto"/>
               <w:rPr>
                 <w:rFonts w:ascii="Arial" w:hAnsi="Arial" w:cs="Arial"/>
@@ -7552,7 +7701,7 @@
           </w:p>
           <w:p>
             <w:pPr>
-              <w:pStyle w:val="PargrafodaLista"/>
+              <w:pStyle w:val="ListParagraph"/>
               <w:numPr>
                 <w:ilvl w:val="0"/>
                 <w:numId w:val="31"/>
@@ -7575,7 +7724,7 @@
           </w:p>
           <w:p>
             <w:pPr>
-              <w:pStyle w:val="PargrafodaLista"/>
+              <w:pStyle w:val="ListParagraph"/>
               <w:numPr>
                 <w:ilvl w:val="0"/>
                 <w:numId w:val="31"/>
@@ -7598,7 +7747,7 @@
           </w:p>
           <w:p>
             <w:pPr>
-              <w:pStyle w:val="PargrafodaLista"/>
+              <w:pStyle w:val="ListParagraph"/>
               <w:spacing w:after="160" w:line="259" w:lineRule="auto"/>
               <w:rPr>
                 <w:rFonts w:ascii="Arial" w:hAnsi="Arial" w:cs="Arial"/>
@@ -7611,7 +7760,7 @@
           </w:p>
           <w:p>
             <w:pPr>
-              <w:pStyle w:val="PargrafodaLista"/>
+              <w:pStyle w:val="ListParagraph"/>
               <w:spacing w:after="160" w:line="259" w:lineRule="auto"/>
               <w:rPr>
                 <w:rFonts w:ascii="Arial" w:hAnsi="Arial" w:cs="Arial"/>
@@ -7624,7 +7773,7 @@
           </w:p>
           <w:p>
             <w:pPr>
-              <w:pStyle w:val="PargrafodaLista"/>
+              <w:pStyle w:val="ListParagraph"/>
               <w:spacing w:after="160" w:line="259" w:lineRule="auto"/>
               <w:jc w:val="center"/>
               <w:rPr>
@@ -7690,7 +7839,7 @@
                 </w:tcPr>
                 <w:p>
                   <w:pPr>
-                    <w:pStyle w:val="PargrafodaLista"/>
+                    <w:pStyle w:val="ListParagraph"/>
                     <w:spacing w:after="160" w:line="259" w:lineRule="auto"/>
                     <w:ind w:left="0"/>
                     <w:rPr>
@@ -7733,7 +7882,7 @@
                 </w:tcPr>
                 <w:p>
                   <w:pPr>
-                    <w:pStyle w:val="PargrafodaLista"/>
+                    <w:pStyle w:val="ListParagraph"/>
                     <w:spacing w:after="160" w:line="259" w:lineRule="auto"/>
                     <w:ind w:left="0"/>
                     <w:rPr>
@@ -7776,7 +7925,7 @@
                 </w:tcPr>
                 <w:p>
                   <w:pPr>
-                    <w:pStyle w:val="PargrafodaLista"/>
+                    <w:pStyle w:val="ListParagraph"/>
                     <w:spacing w:after="160" w:line="259" w:lineRule="auto"/>
                     <w:ind w:left="0"/>
                     <w:rPr>
@@ -7819,7 +7968,7 @@
                 </w:tcPr>
                 <w:p>
                   <w:pPr>
-                    <w:pStyle w:val="PargrafodaLista"/>
+                    <w:pStyle w:val="ListParagraph"/>
                     <w:spacing w:after="160" w:line="259" w:lineRule="auto"/>
                     <w:ind w:left="0"/>
                     <w:rPr>
@@ -7862,7 +8011,7 @@
                 </w:tcPr>
                 <w:p>
                   <w:pPr>
-                    <w:pStyle w:val="PargrafodaLista"/>
+                    <w:pStyle w:val="ListParagraph"/>
                     <w:spacing w:after="160" w:line="259" w:lineRule="auto"/>
                     <w:ind w:left="0"/>
                     <w:rPr>
@@ -7910,7 +8059,7 @@
                 </w:tcPr>
                 <w:p>
                   <w:pPr>
-                    <w:pStyle w:val="PargrafodaLista"/>
+                    <w:pStyle w:val="ListParagraph"/>
                     <w:spacing w:after="160" w:line="259" w:lineRule="auto"/>
                     <w:ind w:left="0"/>
                     <w:rPr>
@@ -7949,7 +8098,7 @@
                 </w:tcPr>
                 <w:p>
                   <w:pPr>
-                    <w:pStyle w:val="PargrafodaLista"/>
+                    <w:pStyle w:val="ListParagraph"/>
                     <w:spacing w:after="160" w:line="259" w:lineRule="auto"/>
                     <w:ind w:left="0"/>
                     <w:rPr>
@@ -7988,7 +8137,7 @@
                 </w:tcPr>
                 <w:p>
                   <w:pPr>
-                    <w:pStyle w:val="PargrafodaLista"/>
+                    <w:pStyle w:val="ListParagraph"/>
                     <w:spacing w:after="160" w:line="259" w:lineRule="auto"/>
                     <w:ind w:left="0"/>
                     <w:rPr>
@@ -8027,7 +8176,7 @@
                 </w:tcPr>
                 <w:p>
                   <w:pPr>
-                    <w:pStyle w:val="PargrafodaLista"/>
+                    <w:pStyle w:val="ListParagraph"/>
                     <w:spacing w:after="160" w:line="259" w:lineRule="auto"/>
                     <w:ind w:left="0"/>
                     <w:rPr>
@@ -8066,7 +8215,7 @@
                 </w:tcPr>
                 <w:p>
                   <w:pPr>
-                    <w:pStyle w:val="PargrafodaLista"/>
+                    <w:pStyle w:val="ListParagraph"/>
                     <w:spacing w:after="160" w:line="259" w:lineRule="auto"/>
                     <w:ind w:left="0"/>
                     <w:rPr>
@@ -8110,7 +8259,7 @@
                 </w:tcPr>
                 <w:p>
                   <w:pPr>
-                    <w:pStyle w:val="PargrafodaLista"/>
+                    <w:pStyle w:val="ListParagraph"/>
                     <w:spacing w:after="160" w:line="259" w:lineRule="auto"/>
                     <w:ind w:left="0"/>
                     <w:rPr>
@@ -8149,7 +8298,7 @@
                 </w:tcPr>
                 <w:p>
                   <w:pPr>
-                    <w:pStyle w:val="PargrafodaLista"/>
+                    <w:pStyle w:val="ListParagraph"/>
                     <w:spacing w:after="160" w:line="259" w:lineRule="auto"/>
                     <w:ind w:left="0"/>
                     <w:rPr>
@@ -8188,7 +8337,7 @@
                 </w:tcPr>
                 <w:p>
                   <w:pPr>
-                    <w:pStyle w:val="PargrafodaLista"/>
+                    <w:pStyle w:val="ListParagraph"/>
                     <w:spacing w:after="160" w:line="259" w:lineRule="auto"/>
                     <w:ind w:left="0"/>
                     <w:rPr>
@@ -8227,7 +8376,7 @@
                 </w:tcPr>
                 <w:p>
                   <w:pPr>
-                    <w:pStyle w:val="PargrafodaLista"/>
+                    <w:pStyle w:val="ListParagraph"/>
                     <w:spacing w:after="160" w:line="259" w:lineRule="auto"/>
                     <w:ind w:left="0"/>
                     <w:rPr>
@@ -8266,7 +8415,7 @@
                 </w:tcPr>
                 <w:p>
                   <w:pPr>
-                    <w:pStyle w:val="PargrafodaLista"/>
+                    <w:pStyle w:val="ListParagraph"/>
                     <w:spacing w:after="160" w:line="259" w:lineRule="auto"/>
                     <w:ind w:left="0"/>
                     <w:rPr>
@@ -8289,7 +8438,7 @@
           </w:tbl>
           <w:p>
             <w:pPr>
-              <w:pStyle w:val="PargrafodaLista"/>
+              <w:pStyle w:val="ListParagraph"/>
               <w:spacing w:after="160" w:line="259" w:lineRule="auto"/>
               <w:ind w:left="0"/>
               <w:jc w:val="center"/>
@@ -8304,7 +8453,7 @@
           </w:p>
           <w:p>
             <w:pPr>
-              <w:pStyle w:val="PargrafodaLista"/>
+              <w:pStyle w:val="ListParagraph"/>
               <w:spacing w:after="160" w:line="259" w:lineRule="auto"/>
               <w:ind w:left="0"/>
               <w:jc w:val="center"/>
@@ -8347,7 +8496,7 @@
           </w:p>
           <w:p>
             <w:pPr>
-              <w:pStyle w:val="PargrafodaLista"/>
+              <w:pStyle w:val="ListParagraph"/>
               <w:spacing w:after="160" w:line="259" w:lineRule="auto"/>
               <w:ind w:left="0"/>
               <w:rPr>
@@ -8360,7 +8509,7 @@
           </w:p>
           <w:p>
             <w:pPr>
-              <w:pStyle w:val="PargrafodaLista"/>
+              <w:pStyle w:val="ListParagraph"/>
               <w:spacing w:after="160" w:line="259" w:lineRule="auto"/>
               <w:rPr>
                 <w:rFonts w:ascii="Arial" w:hAnsi="Arial" w:cs="Arial"/>
@@ -8511,7 +8660,7 @@
                       <w14:ligatures w14:val="standardContextual"/>
                     </w:rPr>
                     <w:drawing>
-                      <wp:inline distT="0" distB="0" distL="0" distR="0" wp14:anchorId="56C48D61" wp14:editId="50DA236F">
+                      <wp:inline distT="0" distB="0" distL="0" distR="0" wp14:anchorId="56C48D61" wp14:editId="0E1077D1">
                         <wp:extent cx="2979420" cy="2979420"/>
                         <wp:effectExtent l="19050" t="19050" r="11430" b="11430"/>
                         <wp:docPr id="856706259" name="Imagem 3"/>
@@ -8576,7 +8725,7 @@
                       <w14:ligatures w14:val="standardContextual"/>
                     </w:rPr>
                     <w:drawing>
-                      <wp:inline distT="0" distB="0" distL="0" distR="0" wp14:anchorId="11B90904" wp14:editId="0C23B4C2">
+                      <wp:inline distT="0" distB="0" distL="0" distR="0" wp14:anchorId="11B90904" wp14:editId="6A77B966">
                         <wp:extent cx="2980800" cy="2980800"/>
                         <wp:effectExtent l="19050" t="19050" r="10160" b="10160"/>
                         <wp:docPr id="1129422282" name="Imagem 4"/>
@@ -8652,7 +8801,7 @@
                       <w14:ligatures w14:val="standardContextual"/>
                     </w:rPr>
                     <w:drawing>
-                      <wp:inline distT="0" distB="0" distL="0" distR="0" wp14:anchorId="48D3314E" wp14:editId="4120387C">
+                      <wp:inline distT="0" distB="0" distL="0" distR="0" wp14:anchorId="48D3314E" wp14:editId="7771F959">
                         <wp:extent cx="2980800" cy="2980800"/>
                         <wp:effectExtent l="19050" t="19050" r="10160" b="10160"/>
                         <wp:docPr id="226541944" name="Imagem 5"/>
@@ -8717,7 +8866,7 @@
                       <w14:ligatures w14:val="standardContextual"/>
                     </w:rPr>
                     <w:drawing>
-                      <wp:inline distT="0" distB="0" distL="0" distR="0" wp14:anchorId="1659B326" wp14:editId="6F4EE7D1">
+                      <wp:inline distT="0" distB="0" distL="0" distR="0" wp14:anchorId="1659B326" wp14:editId="1F541337">
                         <wp:extent cx="2980800" cy="2980800"/>
                         <wp:effectExtent l="19050" t="19050" r="10160" b="10160"/>
                         <wp:docPr id="1122451423" name="Imagem 6"/>
@@ -8794,7 +8943,7 @@
                     </w:rPr>
                     <w:lastRenderedPageBreak/>
                     <w:drawing>
-                      <wp:inline distT="0" distB="0" distL="0" distR="0" wp14:anchorId="77B24979" wp14:editId="48974C17">
+                      <wp:inline distT="0" distB="0" distL="0" distR="0" wp14:anchorId="77B24979" wp14:editId="13F7AA7C">
                         <wp:extent cx="2980800" cy="2980800"/>
                         <wp:effectExtent l="19050" t="19050" r="10160" b="10160"/>
                         <wp:docPr id="288351437" name="Imagem 7"/>
@@ -8859,7 +9008,7 @@
                       <w14:ligatures w14:val="standardContextual"/>
                     </w:rPr>
                     <w:drawing>
-                      <wp:inline distT="0" distB="0" distL="0" distR="0" wp14:anchorId="73000940" wp14:editId="0D6A7857">
+                      <wp:inline distT="0" distB="0" distL="0" distR="0" wp14:anchorId="73000940" wp14:editId="62D802FE">
                         <wp:extent cx="2980800" cy="2980800"/>
                         <wp:effectExtent l="19050" t="19050" r="10160" b="10160"/>
                         <wp:docPr id="833411536" name="Imagem 8"/>
@@ -8935,7 +9084,7 @@
                       <w14:ligatures w14:val="standardContextual"/>
                     </w:rPr>
                     <w:drawing>
-                      <wp:inline distT="0" distB="0" distL="0" distR="0" wp14:anchorId="49CBA032" wp14:editId="76EA1668">
+                      <wp:inline distT="0" distB="0" distL="0" distR="0" wp14:anchorId="49CBA032" wp14:editId="0E04A26E">
                         <wp:extent cx="2980800" cy="2980800"/>
                         <wp:effectExtent l="19050" t="19050" r="10160" b="10160"/>
                         <wp:docPr id="140570646" name="Imagem 9"/>
@@ -9000,7 +9149,7 @@
                       <w14:ligatures w14:val="standardContextual"/>
                     </w:rPr>
                     <w:drawing>
-                      <wp:inline distT="0" distB="0" distL="0" distR="0" wp14:anchorId="174A4745" wp14:editId="43BE4F04">
+                      <wp:inline distT="0" distB="0" distL="0" distR="0" wp14:anchorId="174A4745" wp14:editId="05E71B07">
                         <wp:extent cx="2980800" cy="2980800"/>
                         <wp:effectExtent l="19050" t="19050" r="10160" b="10160"/>
                         <wp:docPr id="563026692" name="Imagem 10"/>
@@ -9077,7 +9226,7 @@
                     </w:rPr>
                     <w:lastRenderedPageBreak/>
                     <w:drawing>
-                      <wp:inline distT="0" distB="0" distL="0" distR="0" wp14:anchorId="025C8C04" wp14:editId="6E801BFB">
+                      <wp:inline distT="0" distB="0" distL="0" distR="0" wp14:anchorId="025C8C04" wp14:editId="40BF4C83">
                         <wp:extent cx="2980800" cy="2980800"/>
                         <wp:effectExtent l="19050" t="19050" r="10160" b="10160"/>
                         <wp:docPr id="515670717" name="Imagem 12"/>
@@ -9142,7 +9291,7 @@
                       <w14:ligatures w14:val="standardContextual"/>
                     </w:rPr>
                     <w:drawing>
-                      <wp:inline distT="0" distB="0" distL="0" distR="0" wp14:anchorId="4AFF4B59" wp14:editId="7C65F54A">
+                      <wp:inline distT="0" distB="0" distL="0" distR="0" wp14:anchorId="4AFF4B59" wp14:editId="78571B4D">
                         <wp:extent cx="2980800" cy="2980800"/>
                         <wp:effectExtent l="19050" t="19050" r="10160" b="10160"/>
                         <wp:docPr id="1074058264" name="Imagem 13"/>
@@ -9218,7 +9367,7 @@
                       <w14:ligatures w14:val="standardContextual"/>
                     </w:rPr>
                     <w:drawing>
-                      <wp:inline distT="0" distB="0" distL="0" distR="0" wp14:anchorId="339A6753" wp14:editId="714EF04F">
+                      <wp:inline distT="0" distB="0" distL="0" distR="0" wp14:anchorId="339A6753" wp14:editId="4356E9E0">
                         <wp:extent cx="2980800" cy="2980800"/>
                         <wp:effectExtent l="19050" t="19050" r="10160" b="10160"/>
                         <wp:docPr id="1795968007" name="Imagem 14"/>
@@ -9412,8 +9561,17 @@
                       <w:b/>
                       <w:bCs/>
                     </w:rPr>
-                    <w:t>Cássia Francine Zacarim</w:t>
+                    <w:t xml:space="preserve">Cássia Francine </w:t>
                   </w:r>
+                  <w:proofErr w:type="spellStart"/>
+                  <w:r>
+                    <w:rPr>
+                      <w:b/>
+                      <w:bCs/>
+                    </w:rPr>
+                    <w:t>Zacarim</w:t>
+                  </w:r>
+                  <w:proofErr w:type="spellEnd"/>
                 </w:p>
                 <w:p>
                   <w:pPr>
@@ -9574,7 +9732,7 @@
 <w:ftr xmlns:wpc="http://schemas.microsoft.com/office/word/2010/wordprocessingCanvas" xmlns:cx="http://schemas.microsoft.com/office/drawing/2014/chartex" xmlns:cx1="http://schemas.microsoft.com/office/drawing/2015/9/8/chartex" xmlns:cx2="http://schemas.microsoft.com/office/drawing/2015/10/21/chartex" xmlns:cx3="http://schemas.microsoft.com/office/drawing/2016/5/9/chartex" xmlns:cx4="http://schemas.microsoft.com/office/drawing/2016/5/10/chartex" xmlns:cx5="http://schemas.microsoft.com/office/drawing/2016/5/11/chartex" xmlns:cx6="http://schemas.microsoft.com/office/drawing/2016/5/12/chartex" xmlns:cx7="http://schemas.microsoft.com/office/drawing/2016/5/13/chartex" xmlns:cx8="http://schemas.microsoft.com/office/drawing/2016/5/14/chartex" xmlns:mc="http://schemas.openxmlformats.org/markup-compatibility/2006" xmlns:aink="http://schemas.microsoft.com/office/drawing/2016/ink" xmlns:am3d="http://schemas.microsoft.com/office/drawing/2017/model3d" xmlns:o="urn:schemas-microsoft-com:office:office" xmlns:oel="http://schemas.microsoft.com/office/2019/extlst" xmlns:r="http://schemas.openxmlformats.org/officeDocument/2006/relationships" xmlns:m="http://schemas.openxmlformats.org/officeDocument/2006/math" xmlns:v="urn:schemas-microsoft-com:vml" xmlns:wp14="http://schemas.microsoft.com/office/word/2010/wordprocessingDrawing" xmlns:wp="http://schemas.openxmlformats.org/drawingml/2006/wordprocessingDrawing" xmlns:w10="urn:schemas-microsoft-com:office:word" xmlns:w="http://schemas.openxmlformats.org/wordprocessingml/2006/main" xmlns:w14="http://schemas.microsoft.com/office/word/2010/wordml" xmlns:w15="http://schemas.microsoft.com/office/word/2012/wordml" xmlns:w16cex="http://schemas.microsoft.com/office/word/2018/wordml/cex" xmlns:w16cid="http://schemas.microsoft.com/office/word/2016/wordml/cid" xmlns:w16="http://schemas.microsoft.com/office/word/2018/wordml" xmlns:w16du="http://schemas.microsoft.com/office/word/2023/wordml/word16du" xmlns:w16sdtdh="http://schemas.microsoft.com/office/word/2020/wordml/sdtdatahash" xmlns:w16sdtfl="http://schemas.microsoft.com/office/word/2024/wordml/sdtformatlock" xmlns:w16se="http://schemas.microsoft.com/office/word/2015/wordml/symex" xmlns:wpg="http://schemas.microsoft.com/office/word/2010/wordprocessingGroup" xmlns:wpi="http://schemas.microsoft.com/office/word/2010/wordprocessingInk" xmlns:wne="http://schemas.microsoft.com/office/word/2006/wordml" xmlns:wps="http://schemas.microsoft.com/office/word/2010/wordprocessingShape" mc:Ignorable="w14 w15 w16se w16cid w16 w16cex w16sdtdh w16sdtfl w16du wp14">
   <w:p>
     <w:pPr>
-      <w:pStyle w:val="Rodap"/>
+      <w:pStyle w:val="Footer"/>
       <w:jc w:val="right"/>
     </w:pPr>
     <w:r>
@@ -9595,7 +9753,7 @@
   </w:p>
   <w:p>
     <w:pPr>
-      <w:pStyle w:val="Rodap"/>
+      <w:pStyle w:val="Footer"/>
     </w:pPr>
   </w:p>
 </w:ftr>
@@ -15208,11 +15366,11 @@
       <w14:ligatures w14:val="none"/>
     </w:rPr>
   </w:style>
-  <w:style w:type="paragraph" w:styleId="Ttulo1">
+  <w:style w:type="paragraph" w:styleId="Heading1">
     <w:name w:val="heading 1"/>
     <w:basedOn w:val="Normal"/>
     <w:next w:val="Normal"/>
-    <w:link w:val="Ttulo1Char"/>
+    <w:link w:val="Heading1Char"/>
     <w:uiPriority w:val="9"/>
     <w:qFormat/>
     <w:rsid w:val="000A752E"/>
@@ -15229,11 +15387,11 @@
       <w:szCs w:val="40"/>
     </w:rPr>
   </w:style>
-  <w:style w:type="paragraph" w:styleId="Ttulo2">
+  <w:style w:type="paragraph" w:styleId="Heading2">
     <w:name w:val="heading 2"/>
     <w:basedOn w:val="Normal"/>
     <w:next w:val="Normal"/>
-    <w:link w:val="Ttulo2Char"/>
+    <w:link w:val="Heading2Char"/>
     <w:unhideWhenUsed/>
     <w:qFormat/>
     <w:rsid w:val="000A752E"/>
@@ -15250,11 +15408,11 @@
       <w:szCs w:val="32"/>
     </w:rPr>
   </w:style>
-  <w:style w:type="paragraph" w:styleId="Ttulo3">
+  <w:style w:type="paragraph" w:styleId="Heading3">
     <w:name w:val="heading 3"/>
     <w:basedOn w:val="Normal"/>
     <w:next w:val="Normal"/>
-    <w:link w:val="Ttulo3Char"/>
+    <w:link w:val="Heading3Char"/>
     <w:uiPriority w:val="9"/>
     <w:semiHidden/>
     <w:unhideWhenUsed/>
@@ -15273,11 +15431,11 @@
       <w:szCs w:val="28"/>
     </w:rPr>
   </w:style>
-  <w:style w:type="paragraph" w:styleId="Ttulo4">
+  <w:style w:type="paragraph" w:styleId="Heading4">
     <w:name w:val="heading 4"/>
     <w:basedOn w:val="Normal"/>
     <w:next w:val="Normal"/>
-    <w:link w:val="Ttulo4Char"/>
+    <w:link w:val="Heading4Char"/>
     <w:uiPriority w:val="9"/>
     <w:semiHidden/>
     <w:unhideWhenUsed/>
@@ -15296,11 +15454,11 @@
       <w:color w:val="0F4761" w:themeColor="accent1" w:themeShade="BF"/>
     </w:rPr>
   </w:style>
-  <w:style w:type="paragraph" w:styleId="Ttulo5">
+  <w:style w:type="paragraph" w:styleId="Heading5">
     <w:name w:val="heading 5"/>
     <w:basedOn w:val="Normal"/>
     <w:next w:val="Normal"/>
-    <w:link w:val="Ttulo5Char"/>
+    <w:link w:val="Heading5Char"/>
     <w:uiPriority w:val="9"/>
     <w:semiHidden/>
     <w:unhideWhenUsed/>
@@ -15317,11 +15475,11 @@
       <w:color w:val="0F4761" w:themeColor="accent1" w:themeShade="BF"/>
     </w:rPr>
   </w:style>
-  <w:style w:type="paragraph" w:styleId="Ttulo6">
+  <w:style w:type="paragraph" w:styleId="Heading6">
     <w:name w:val="heading 6"/>
     <w:basedOn w:val="Normal"/>
     <w:next w:val="Normal"/>
-    <w:link w:val="Ttulo6Char"/>
+    <w:link w:val="Heading6Char"/>
     <w:uiPriority w:val="9"/>
     <w:semiHidden/>
     <w:unhideWhenUsed/>
@@ -15340,11 +15498,11 @@
       <w:color w:val="595959" w:themeColor="text1" w:themeTint="A6"/>
     </w:rPr>
   </w:style>
-  <w:style w:type="paragraph" w:styleId="Ttulo7">
+  <w:style w:type="paragraph" w:styleId="Heading7">
     <w:name w:val="heading 7"/>
     <w:basedOn w:val="Normal"/>
     <w:next w:val="Normal"/>
-    <w:link w:val="Ttulo7Char"/>
+    <w:link w:val="Heading7Char"/>
     <w:uiPriority w:val="9"/>
     <w:semiHidden/>
     <w:unhideWhenUsed/>
@@ -15361,11 +15519,11 @@
       <w:color w:val="595959" w:themeColor="text1" w:themeTint="A6"/>
     </w:rPr>
   </w:style>
-  <w:style w:type="paragraph" w:styleId="Ttulo8">
+  <w:style w:type="paragraph" w:styleId="Heading8">
     <w:name w:val="heading 8"/>
     <w:basedOn w:val="Normal"/>
     <w:next w:val="Normal"/>
-    <w:link w:val="Ttulo8Char"/>
+    <w:link w:val="Heading8Char"/>
     <w:uiPriority w:val="9"/>
     <w:semiHidden/>
     <w:unhideWhenUsed/>
@@ -15383,11 +15541,11 @@
       <w:color w:val="272727" w:themeColor="text1" w:themeTint="D8"/>
     </w:rPr>
   </w:style>
-  <w:style w:type="paragraph" w:styleId="Ttulo9">
+  <w:style w:type="paragraph" w:styleId="Heading9">
     <w:name w:val="heading 9"/>
     <w:basedOn w:val="Normal"/>
     <w:next w:val="Normal"/>
-    <w:link w:val="Ttulo9Char"/>
+    <w:link w:val="Heading9Char"/>
     <w:uiPriority w:val="9"/>
     <w:semiHidden/>
     <w:unhideWhenUsed/>
@@ -15403,13 +15561,13 @@
       <w:color w:val="272727" w:themeColor="text1" w:themeTint="D8"/>
     </w:rPr>
   </w:style>
-  <w:style w:type="character" w:default="1" w:styleId="Fontepargpadro">
+  <w:style w:type="character" w:default="1" w:styleId="DefaultParagraphFont">
     <w:name w:val="Default Paragraph Font"/>
     <w:uiPriority w:val="1"/>
     <w:semiHidden/>
     <w:unhideWhenUsed/>
   </w:style>
-  <w:style w:type="table" w:default="1" w:styleId="Tabelanormal">
+  <w:style w:type="table" w:default="1" w:styleId="TableNormal">
     <w:name w:val="Normal Table"/>
     <w:uiPriority w:val="99"/>
     <w:semiHidden/>
@@ -15424,16 +15582,16 @@
       </w:tblCellMar>
     </w:tblPr>
   </w:style>
-  <w:style w:type="numbering" w:default="1" w:styleId="Semlista">
+  <w:style w:type="numbering" w:default="1" w:styleId="NoList">
     <w:name w:val="No List"/>
     <w:uiPriority w:val="99"/>
     <w:semiHidden/>
     <w:unhideWhenUsed/>
   </w:style>
-  <w:style w:type="character" w:customStyle="1" w:styleId="Ttulo1Char">
-    <w:name w:val="Título 1 Char"/>
-    <w:basedOn w:val="Fontepargpadro"/>
-    <w:link w:val="Ttulo1"/>
+  <w:style w:type="character" w:customStyle="1" w:styleId="Heading1Char">
+    <w:name w:val="Heading 1 Char"/>
+    <w:basedOn w:val="DefaultParagraphFont"/>
+    <w:link w:val="Heading1"/>
     <w:uiPriority w:val="9"/>
     <w:rsid w:val="000A752E"/>
     <w:rPr>
@@ -15443,10 +15601,10 @@
       <w:szCs w:val="40"/>
     </w:rPr>
   </w:style>
-  <w:style w:type="character" w:customStyle="1" w:styleId="Ttulo2Char">
-    <w:name w:val="Título 2 Char"/>
-    <w:basedOn w:val="Fontepargpadro"/>
-    <w:link w:val="Ttulo2"/>
+  <w:style w:type="character" w:customStyle="1" w:styleId="Heading2Char">
+    <w:name w:val="Heading 2 Char"/>
+    <w:basedOn w:val="DefaultParagraphFont"/>
+    <w:link w:val="Heading2"/>
     <w:uiPriority w:val="9"/>
     <w:semiHidden/>
     <w:rsid w:val="000A752E"/>
@@ -15457,10 +15615,10 @@
       <w:szCs w:val="32"/>
     </w:rPr>
   </w:style>
-  <w:style w:type="character" w:customStyle="1" w:styleId="Ttulo3Char">
-    <w:name w:val="Título 3 Char"/>
-    <w:basedOn w:val="Fontepargpadro"/>
-    <w:link w:val="Ttulo3"/>
+  <w:style w:type="character" w:customStyle="1" w:styleId="Heading3Char">
+    <w:name w:val="Heading 3 Char"/>
+    <w:basedOn w:val="DefaultParagraphFont"/>
+    <w:link w:val="Heading3"/>
     <w:uiPriority w:val="9"/>
     <w:semiHidden/>
     <w:rsid w:val="000A752E"/>
@@ -15471,10 +15629,10 @@
       <w:szCs w:val="28"/>
     </w:rPr>
   </w:style>
-  <w:style w:type="character" w:customStyle="1" w:styleId="Ttulo4Char">
-    <w:name w:val="Título 4 Char"/>
-    <w:basedOn w:val="Fontepargpadro"/>
-    <w:link w:val="Ttulo4"/>
+  <w:style w:type="character" w:customStyle="1" w:styleId="Heading4Char">
+    <w:name w:val="Heading 4 Char"/>
+    <w:basedOn w:val="DefaultParagraphFont"/>
+    <w:link w:val="Heading4"/>
     <w:uiPriority w:val="9"/>
     <w:semiHidden/>
     <w:rsid w:val="000A752E"/>
@@ -15485,10 +15643,10 @@
       <w:color w:val="0F4761" w:themeColor="accent1" w:themeShade="BF"/>
     </w:rPr>
   </w:style>
-  <w:style w:type="character" w:customStyle="1" w:styleId="Ttulo5Char">
-    <w:name w:val="Título 5 Char"/>
-    <w:basedOn w:val="Fontepargpadro"/>
-    <w:link w:val="Ttulo5"/>
+  <w:style w:type="character" w:customStyle="1" w:styleId="Heading5Char">
+    <w:name w:val="Heading 5 Char"/>
+    <w:basedOn w:val="DefaultParagraphFont"/>
+    <w:link w:val="Heading5"/>
     <w:uiPriority w:val="9"/>
     <w:semiHidden/>
     <w:rsid w:val="000A752E"/>
@@ -15497,10 +15655,10 @@
       <w:color w:val="0F4761" w:themeColor="accent1" w:themeShade="BF"/>
     </w:rPr>
   </w:style>
-  <w:style w:type="character" w:customStyle="1" w:styleId="Ttulo6Char">
-    <w:name w:val="Título 6 Char"/>
-    <w:basedOn w:val="Fontepargpadro"/>
-    <w:link w:val="Ttulo6"/>
+  <w:style w:type="character" w:customStyle="1" w:styleId="Heading6Char">
+    <w:name w:val="Heading 6 Char"/>
+    <w:basedOn w:val="DefaultParagraphFont"/>
+    <w:link w:val="Heading6"/>
     <w:uiPriority w:val="9"/>
     <w:semiHidden/>
     <w:rsid w:val="000A752E"/>
@@ -15511,10 +15669,10 @@
       <w:color w:val="595959" w:themeColor="text1" w:themeTint="A6"/>
     </w:rPr>
   </w:style>
-  <w:style w:type="character" w:customStyle="1" w:styleId="Ttulo7Char">
-    <w:name w:val="Título 7 Char"/>
-    <w:basedOn w:val="Fontepargpadro"/>
-    <w:link w:val="Ttulo7"/>
+  <w:style w:type="character" w:customStyle="1" w:styleId="Heading7Char">
+    <w:name w:val="Heading 7 Char"/>
+    <w:basedOn w:val="DefaultParagraphFont"/>
+    <w:link w:val="Heading7"/>
     <w:uiPriority w:val="9"/>
     <w:semiHidden/>
     <w:rsid w:val="000A752E"/>
@@ -15523,10 +15681,10 @@
       <w:color w:val="595959" w:themeColor="text1" w:themeTint="A6"/>
     </w:rPr>
   </w:style>
-  <w:style w:type="character" w:customStyle="1" w:styleId="Ttulo8Char">
-    <w:name w:val="Título 8 Char"/>
-    <w:basedOn w:val="Fontepargpadro"/>
-    <w:link w:val="Ttulo8"/>
+  <w:style w:type="character" w:customStyle="1" w:styleId="Heading8Char">
+    <w:name w:val="Heading 8 Char"/>
+    <w:basedOn w:val="DefaultParagraphFont"/>
+    <w:link w:val="Heading8"/>
     <w:uiPriority w:val="9"/>
     <w:semiHidden/>
     <w:rsid w:val="000A752E"/>
@@ -15537,10 +15695,10 @@
       <w:color w:val="272727" w:themeColor="text1" w:themeTint="D8"/>
     </w:rPr>
   </w:style>
-  <w:style w:type="character" w:customStyle="1" w:styleId="Ttulo9Char">
-    <w:name w:val="Título 9 Char"/>
-    <w:basedOn w:val="Fontepargpadro"/>
-    <w:link w:val="Ttulo9"/>
+  <w:style w:type="character" w:customStyle="1" w:styleId="Heading9Char">
+    <w:name w:val="Heading 9 Char"/>
+    <w:basedOn w:val="DefaultParagraphFont"/>
+    <w:link w:val="Heading9"/>
     <w:uiPriority w:val="9"/>
     <w:semiHidden/>
     <w:rsid w:val="000A752E"/>
@@ -15549,11 +15707,11 @@
       <w:color w:val="272727" w:themeColor="text1" w:themeTint="D8"/>
     </w:rPr>
   </w:style>
-  <w:style w:type="paragraph" w:styleId="Ttulo">
+  <w:style w:type="paragraph" w:styleId="Title">
     <w:name w:val="Title"/>
     <w:basedOn w:val="Normal"/>
     <w:next w:val="Normal"/>
-    <w:link w:val="TtuloChar"/>
+    <w:link w:val="TitleChar"/>
     <w:uiPriority w:val="10"/>
     <w:qFormat/>
     <w:rsid w:val="000A752E"/>
@@ -15569,10 +15727,10 @@
       <w:szCs w:val="56"/>
     </w:rPr>
   </w:style>
-  <w:style w:type="character" w:customStyle="1" w:styleId="TtuloChar">
-    <w:name w:val="Título Char"/>
-    <w:basedOn w:val="Fontepargpadro"/>
-    <w:link w:val="Ttulo"/>
+  <w:style w:type="character" w:customStyle="1" w:styleId="TitleChar">
+    <w:name w:val="Title Char"/>
+    <w:basedOn w:val="DefaultParagraphFont"/>
+    <w:link w:val="Title"/>
     <w:uiPriority w:val="10"/>
     <w:rsid w:val="000A752E"/>
     <w:rPr>
@@ -15583,11 +15741,11 @@
       <w:szCs w:val="56"/>
     </w:rPr>
   </w:style>
-  <w:style w:type="paragraph" w:styleId="Subttulo">
+  <w:style w:type="paragraph" w:styleId="Subtitle">
     <w:name w:val="Subtitle"/>
     <w:basedOn w:val="Normal"/>
     <w:next w:val="Normal"/>
-    <w:link w:val="SubttuloChar"/>
+    <w:link w:val="SubtitleChar"/>
     <w:uiPriority w:val="11"/>
     <w:qFormat/>
     <w:rsid w:val="000A752E"/>
@@ -15604,10 +15762,10 @@
       <w:szCs w:val="28"/>
     </w:rPr>
   </w:style>
-  <w:style w:type="character" w:customStyle="1" w:styleId="SubttuloChar">
-    <w:name w:val="Subtítulo Char"/>
-    <w:basedOn w:val="Fontepargpadro"/>
-    <w:link w:val="Subttulo"/>
+  <w:style w:type="character" w:customStyle="1" w:styleId="SubtitleChar">
+    <w:name w:val="Subtitle Char"/>
+    <w:basedOn w:val="DefaultParagraphFont"/>
+    <w:link w:val="Subtitle"/>
     <w:uiPriority w:val="11"/>
     <w:rsid w:val="000A752E"/>
     <w:rPr>
@@ -15618,11 +15776,11 @@
       <w:szCs w:val="28"/>
     </w:rPr>
   </w:style>
-  <w:style w:type="paragraph" w:styleId="Citao">
+  <w:style w:type="paragraph" w:styleId="Quote">
     <w:name w:val="Quote"/>
     <w:basedOn w:val="Normal"/>
     <w:next w:val="Normal"/>
-    <w:link w:val="CitaoChar"/>
+    <w:link w:val="QuoteChar"/>
     <w:uiPriority w:val="29"/>
     <w:qFormat/>
     <w:rsid w:val="000A752E"/>
@@ -15636,10 +15794,10 @@
       <w:color w:val="404040" w:themeColor="text1" w:themeTint="BF"/>
     </w:rPr>
   </w:style>
-  <w:style w:type="character" w:customStyle="1" w:styleId="CitaoChar">
-    <w:name w:val="Citação Char"/>
-    <w:basedOn w:val="Fontepargpadro"/>
-    <w:link w:val="Citao"/>
+  <w:style w:type="character" w:customStyle="1" w:styleId="QuoteChar">
+    <w:name w:val="Quote Char"/>
+    <w:basedOn w:val="DefaultParagraphFont"/>
+    <w:link w:val="Quote"/>
     <w:uiPriority w:val="29"/>
     <w:rsid w:val="000A752E"/>
     <w:rPr>
@@ -15648,7 +15806,7 @@
       <w:color w:val="404040" w:themeColor="text1" w:themeTint="BF"/>
     </w:rPr>
   </w:style>
-  <w:style w:type="paragraph" w:styleId="PargrafodaLista">
+  <w:style w:type="paragraph" w:styleId="ListParagraph">
     <w:name w:val="List Paragraph"/>
     <w:basedOn w:val="Normal"/>
     <w:uiPriority w:val="34"/>
@@ -15659,9 +15817,9 @@
       <w:contextualSpacing/>
     </w:pPr>
   </w:style>
-  <w:style w:type="character" w:styleId="nfaseIntensa">
+  <w:style w:type="character" w:styleId="IntenseEmphasis">
     <w:name w:val="Intense Emphasis"/>
-    <w:basedOn w:val="Fontepargpadro"/>
+    <w:basedOn w:val="DefaultParagraphFont"/>
     <w:uiPriority w:val="21"/>
     <w:qFormat/>
     <w:rsid w:val="000A752E"/>
@@ -15671,11 +15829,11 @@
       <w:color w:val="0F4761" w:themeColor="accent1" w:themeShade="BF"/>
     </w:rPr>
   </w:style>
-  <w:style w:type="paragraph" w:styleId="CitaoIntensa">
+  <w:style w:type="paragraph" w:styleId="IntenseQuote">
     <w:name w:val="Intense Quote"/>
     <w:basedOn w:val="Normal"/>
     <w:next w:val="Normal"/>
-    <w:link w:val="CitaoIntensaChar"/>
+    <w:link w:val="IntenseQuoteChar"/>
     <w:uiPriority w:val="30"/>
     <w:qFormat/>
     <w:rsid w:val="000A752E"/>
@@ -15694,10 +15852,10 @@
       <w:color w:val="0F4761" w:themeColor="accent1" w:themeShade="BF"/>
     </w:rPr>
   </w:style>
-  <w:style w:type="character" w:customStyle="1" w:styleId="CitaoIntensaChar">
-    <w:name w:val="Citação Intensa Char"/>
-    <w:basedOn w:val="Fontepargpadro"/>
-    <w:link w:val="CitaoIntensa"/>
+  <w:style w:type="character" w:customStyle="1" w:styleId="IntenseQuoteChar">
+    <w:name w:val="Intense Quote Char"/>
+    <w:basedOn w:val="DefaultParagraphFont"/>
+    <w:link w:val="IntenseQuote"/>
     <w:uiPriority w:val="30"/>
     <w:rsid w:val="000A752E"/>
     <w:rPr>
@@ -15706,9 +15864,9 @@
       <w:color w:val="0F4761" w:themeColor="accent1" w:themeShade="BF"/>
     </w:rPr>
   </w:style>
-  <w:style w:type="character" w:styleId="RefernciaIntensa">
+  <w:style w:type="character" w:styleId="IntenseReference">
     <w:name w:val="Intense Reference"/>
-    <w:basedOn w:val="Fontepargpadro"/>
+    <w:basedOn w:val="DefaultParagraphFont"/>
     <w:uiPriority w:val="32"/>
     <w:qFormat/>
     <w:rsid w:val="000A752E"/>
@@ -15720,10 +15878,10 @@
       <w:spacing w:val="5"/>
     </w:rPr>
   </w:style>
-  <w:style w:type="paragraph" w:styleId="Rodap">
+  <w:style w:type="paragraph" w:styleId="Footer">
     <w:name w:val="footer"/>
     <w:basedOn w:val="Normal"/>
-    <w:link w:val="RodapChar"/>
+    <w:link w:val="FooterChar"/>
     <w:uiPriority w:val="99"/>
     <w:rsid w:val="000A752E"/>
     <w:pPr>
@@ -15733,10 +15891,10 @@
       </w:tabs>
     </w:pPr>
   </w:style>
-  <w:style w:type="character" w:customStyle="1" w:styleId="RodapChar">
-    <w:name w:val="Rodapé Char"/>
-    <w:basedOn w:val="Fontepargpadro"/>
-    <w:link w:val="Rodap"/>
+  <w:style w:type="character" w:customStyle="1" w:styleId="FooterChar">
+    <w:name w:val="Footer Char"/>
+    <w:basedOn w:val="DefaultParagraphFont"/>
+    <w:link w:val="Footer"/>
     <w:uiPriority w:val="99"/>
     <w:rsid w:val="000A752E"/>
     <w:rPr>
@@ -15754,9 +15912,9 @@
     <w:unhideWhenUsed/>
     <w:rsid w:val="002C3D38"/>
   </w:style>
-  <w:style w:type="character" w:styleId="Forte">
+  <w:style w:type="character" w:styleId="Strong">
     <w:name w:val="Strong"/>
-    <w:basedOn w:val="Fontepargpadro"/>
+    <w:basedOn w:val="DefaultParagraphFont"/>
     <w:uiPriority w:val="22"/>
     <w:qFormat/>
     <w:rsid w:val="00091273"/>
@@ -15765,9 +15923,9 @@
       <w:bCs/>
     </w:rPr>
   </w:style>
-  <w:style w:type="table" w:styleId="Tabelacomgrade">
+  <w:style w:type="table" w:styleId="TableGrid">
     <w:name w:val="Table Grid"/>
-    <w:basedOn w:val="Tabelanormal"/>
+    <w:basedOn w:val="TableNormal"/>
     <w:uiPriority w:val="39"/>
     <w:rsid w:val="00153CC1"/>
     <w:pPr>
